--- a/Travel English - Ko Yoonsun/06_Sightseeing_and_Activities.docx
+++ b/Travel English - Ko Yoonsun/06_Sightseeing_and_Activities.docx
@@ -46,7 +46,7 @@
           <w:color w:val="000000"/>
           <w:sz w:val="20"/>
         </w:rPr>
-        <w:t>In this lesson, you will practice buying tickets, asking about facilities, and joining activities you can enjoy during your trip.</w:t>
+        <w:t>In this lesson, you will practice buying tickets, asking about family facilities, and joining activities that are comfortable for you and your daughter.</w:t>
       </w:r>
     </w:p>
     <w:p>
@@ -80,7 +80,7 @@
           <w:color w:val="000000"/>
           <w:sz w:val="20"/>
         </w:rPr>
-        <w:t>◆  Where can I find ...? / Is this suitable for vegetarians? / Can I return this?</w:t>
+        <w:t>◆  Where can I find ...? / Is this suitable for children? / Can I return this?</w:t>
       </w:r>
     </w:p>
     <w:p>
@@ -139,7 +139,7 @@
           <w:color w:val="000000"/>
           <w:sz w:val="20"/>
         </w:rPr>
-        <w:t>◆  What kind of places do you like to visit when you travel? (museums, parks, and so on)</w:t>
+        <w:t>◆  What places would you like to visit in Vienna with your daughter?</w:t>
       </w:r>
     </w:p>
     <w:p>
@@ -170,7 +170,7 @@
           <w:color w:val="000000"/>
           <w:sz w:val="20"/>
         </w:rPr>
-        <w:t>◆  Do you prefer planning your day in advance or doing things freely? Why?</w:t>
+        <w:t>◆  What makes a sightseeing activity child-friendly?</w:t>
       </w:r>
     </w:p>
     <w:p>
@@ -318,7 +318,7 @@
           <w:color w:val="000000"/>
           <w:sz w:val="20"/>
         </w:rPr>
-        <w:t>Great. Is the museum stroller-friendly?</w:t>
+        <w:t>Great. My daughter is two years old, so just one ticket, please.</w:t>
       </w:r>
     </w:p>
     <w:p>
@@ -343,6 +343,56 @@
           <w:color w:val="000000"/>
           <w:sz w:val="20"/>
         </w:rPr>
+        <w:t>All right. Here is your ticket.</w:t>
+      </w:r>
+    </w:p>
+    <w:p>
+      <w:pPr>
+        <w:spacing w:after="0"/>
+      </w:pPr>
+      <w:r>
+        <w:rPr>
+          <w:rFonts w:ascii="Times New Roman" w:hAnsi="Times New Roman" w:eastAsia="Malgun Gothic"/>
+          <w:b/>
+          <w:i w:val="0"/>
+          <w:color w:val="000000"/>
+          <w:sz w:val="20"/>
+        </w:rPr>
+        <w:t xml:space="preserve">Visitor: </w:t>
+      </w:r>
+      <w:r>
+        <w:rPr>
+          <w:rFonts w:ascii="Times New Roman" w:hAnsi="Times New Roman" w:eastAsia="Malgun Gothic"/>
+          <w:b w:val="0"/>
+          <w:i w:val="0"/>
+          <w:color w:val="000000"/>
+          <w:sz w:val="20"/>
+        </w:rPr>
+        <w:t>Thank you. Is the museum stroller-friendly?</w:t>
+      </w:r>
+    </w:p>
+    <w:p>
+      <w:pPr>
+        <w:spacing w:after="0"/>
+      </w:pPr>
+      <w:r>
+        <w:rPr>
+          <w:rFonts w:ascii="Times New Roman" w:hAnsi="Times New Roman" w:eastAsia="Malgun Gothic"/>
+          <w:b/>
+          <w:i w:val="0"/>
+          <w:color w:val="000000"/>
+          <w:sz w:val="20"/>
+        </w:rPr>
+        <w:t xml:space="preserve">Staff: </w:t>
+      </w:r>
+      <w:r>
+        <w:rPr>
+          <w:rFonts w:ascii="Times New Roman" w:hAnsi="Times New Roman" w:eastAsia="Malgun Gothic"/>
+          <w:b w:val="0"/>
+          <w:i w:val="0"/>
+          <w:color w:val="000000"/>
+          <w:sz w:val="20"/>
+        </w:rPr>
         <w:t>Yes. There are elevators on every floor.</w:t>
       </w:r>
     </w:p>
@@ -368,7 +418,7 @@
           <w:color w:val="000000"/>
           <w:sz w:val="20"/>
         </w:rPr>
-        <w:t>Are there any activities for young children today?</w:t>
+        <w:t>Where can I find the elevator?</w:t>
       </w:r>
     </w:p>
     <w:p>
@@ -393,6 +443,56 @@
           <w:color w:val="000000"/>
           <w:sz w:val="20"/>
         </w:rPr>
+        <w:t>It's right next to the main staircase, on your left.</w:t>
+      </w:r>
+    </w:p>
+    <w:p>
+      <w:pPr>
+        <w:spacing w:after="0"/>
+      </w:pPr>
+      <w:r>
+        <w:rPr>
+          <w:rFonts w:ascii="Times New Roman" w:hAnsi="Times New Roman" w:eastAsia="Malgun Gothic"/>
+          <w:b/>
+          <w:i w:val="0"/>
+          <w:color w:val="000000"/>
+          <w:sz w:val="20"/>
+        </w:rPr>
+        <w:t xml:space="preserve">Visitor: </w:t>
+      </w:r>
+      <w:r>
+        <w:rPr>
+          <w:rFonts w:ascii="Times New Roman" w:hAnsi="Times New Roman" w:eastAsia="Malgun Gothic"/>
+          <w:b w:val="0"/>
+          <w:i w:val="0"/>
+          <w:color w:val="000000"/>
+          <w:sz w:val="20"/>
+        </w:rPr>
+        <w:t>Perfect. Are there any activities for young children today?</w:t>
+      </w:r>
+    </w:p>
+    <w:p>
+      <w:pPr>
+        <w:spacing w:after="0"/>
+      </w:pPr>
+      <w:r>
+        <w:rPr>
+          <w:rFonts w:ascii="Times New Roman" w:hAnsi="Times New Roman" w:eastAsia="Malgun Gothic"/>
+          <w:b/>
+          <w:i w:val="0"/>
+          <w:color w:val="000000"/>
+          <w:sz w:val="20"/>
+        </w:rPr>
+        <w:t xml:space="preserve">Staff: </w:t>
+      </w:r>
+      <w:r>
+        <w:rPr>
+          <w:rFonts w:ascii="Times New Roman" w:hAnsi="Times New Roman" w:eastAsia="Malgun Gothic"/>
+          <w:b w:val="0"/>
+          <w:i w:val="0"/>
+          <w:color w:val="000000"/>
+          <w:sz w:val="20"/>
+        </w:rPr>
         <w:t>There's a family workshop at eleven.</w:t>
       </w:r>
     </w:p>
@@ -418,7 +518,7 @@
           <w:color w:val="000000"/>
           <w:sz w:val="20"/>
         </w:rPr>
-        <w:t>Do we need to book it in advance?</w:t>
+        <w:t>That sounds fun. Do we need to book it in advance?</w:t>
       </w:r>
     </w:p>
     <w:p>
@@ -443,12 +543,112 @@
           <w:color w:val="000000"/>
           <w:sz w:val="20"/>
         </w:rPr>
-        <w:t>No, but spaces are limited.</w:t>
-      </w:r>
-    </w:p>
-    <w:p>
-      <w:pPr>
-        <w:spacing w:after="60"/>
+        <w:t>No, but spaces are limited, so please come a little early.</w:t>
+      </w:r>
+    </w:p>
+    <w:p>
+      <w:pPr>
+        <w:spacing w:after="0"/>
+      </w:pPr>
+      <w:r>
+        <w:rPr>
+          <w:rFonts w:ascii="Times New Roman" w:hAnsi="Times New Roman" w:eastAsia="Malgun Gothic"/>
+          <w:b/>
+          <w:i w:val="0"/>
+          <w:color w:val="000000"/>
+          <w:sz w:val="20"/>
+        </w:rPr>
+        <w:t xml:space="preserve">Visitor: </w:t>
+      </w:r>
+      <w:r>
+        <w:rPr>
+          <w:rFonts w:ascii="Times New Roman" w:hAnsi="Times New Roman" w:eastAsia="Malgun Gothic"/>
+          <w:b w:val="0"/>
+          <w:i w:val="0"/>
+          <w:color w:val="000000"/>
+          <w:sz w:val="20"/>
+        </w:rPr>
+        <w:t>Okay. Is there a place to leave the stroller during the workshop?</w:t>
+      </w:r>
+    </w:p>
+    <w:p>
+      <w:pPr>
+        <w:spacing w:after="0"/>
+      </w:pPr>
+      <w:r>
+        <w:rPr>
+          <w:rFonts w:ascii="Times New Roman" w:hAnsi="Times New Roman" w:eastAsia="Malgun Gothic"/>
+          <w:b/>
+          <w:i w:val="0"/>
+          <w:color w:val="000000"/>
+          <w:sz w:val="20"/>
+        </w:rPr>
+        <w:t xml:space="preserve">Staff: </w:t>
+      </w:r>
+      <w:r>
+        <w:rPr>
+          <w:rFonts w:ascii="Times New Roman" w:hAnsi="Times New Roman" w:eastAsia="Malgun Gothic"/>
+          <w:b w:val="0"/>
+          <w:i w:val="0"/>
+          <w:color w:val="000000"/>
+          <w:sz w:val="20"/>
+        </w:rPr>
+        <w:t>Yes. You can park it near the workshop room.</w:t>
+      </w:r>
+    </w:p>
+    <w:p>
+      <w:pPr>
+        <w:spacing w:after="0"/>
+      </w:pPr>
+      <w:r>
+        <w:rPr>
+          <w:rFonts w:ascii="Times New Roman" w:hAnsi="Times New Roman" w:eastAsia="Malgun Gothic"/>
+          <w:b/>
+          <w:i w:val="0"/>
+          <w:color w:val="000000"/>
+          <w:sz w:val="20"/>
+        </w:rPr>
+        <w:t xml:space="preserve">Visitor: </w:t>
+      </w:r>
+      <w:r>
+        <w:rPr>
+          <w:rFonts w:ascii="Times New Roman" w:hAnsi="Times New Roman" w:eastAsia="Malgun Gothic"/>
+          <w:b w:val="0"/>
+          <w:i w:val="0"/>
+          <w:color w:val="000000"/>
+          <w:sz w:val="20"/>
+        </w:rPr>
+        <w:t>Great. Thank you for your help.</w:t>
+      </w:r>
+    </w:p>
+    <w:p>
+      <w:pPr>
+        <w:spacing w:after="0"/>
+      </w:pPr>
+      <w:r>
+        <w:rPr>
+          <w:rFonts w:ascii="Times New Roman" w:hAnsi="Times New Roman" w:eastAsia="Malgun Gothic"/>
+          <w:b/>
+          <w:i w:val="0"/>
+          <w:color w:val="000000"/>
+          <w:sz w:val="20"/>
+        </w:rPr>
+        <w:t xml:space="preserve">Staff: </w:t>
+      </w:r>
+      <w:r>
+        <w:rPr>
+          <w:rFonts w:ascii="Times New Roman" w:hAnsi="Times New Roman" w:eastAsia="Malgun Gothic"/>
+          <w:b w:val="0"/>
+          <w:i w:val="0"/>
+          <w:color w:val="000000"/>
+          <w:sz w:val="20"/>
+        </w:rPr>
+        <w:t>You're welcome. Enjoy your visit!</w:t>
+      </w:r>
+    </w:p>
+    <w:p>
+      <w:pPr>
+        <w:spacing w:after="80"/>
       </w:pPr>
     </w:p>
     <w:p>
@@ -982,6 +1182,150 @@
           </w:p>
         </w:tc>
       </w:tr>
+      <w:tr>
+        <w:tc>
+          <w:tcPr>
+            <w:tcW w:type="dxa" w:w="3000"/>
+            <w:vAlign w:val="center"/>
+            <w:tcMar>
+              <w:top w:w="70" w:type="dxa"/>
+              <w:bottom w:w="70" w:type="dxa"/>
+              <w:start w:w="90" w:type="dxa"/>
+              <w:end w:w="90" w:type="dxa"/>
+            </w:tcMar>
+            <w:tcBorders>
+              <w:top w:val="single" w:sz="6" w:color="808080"/>
+              <w:left w:val="single" w:sz="6" w:color="808080"/>
+              <w:bottom w:val="single" w:sz="6" w:color="808080"/>
+              <w:right w:val="single" w:sz="6" w:color="808080"/>
+              <w:insideH w:val="single" w:sz="6" w:color="808080"/>
+              <w:insideV w:val="single" w:sz="6" w:color="808080"/>
+            </w:tcBorders>
+          </w:tcPr>
+          <w:p>
+            <w:pPr>
+              <w:spacing w:after="0"/>
+            </w:pPr>
+            <w:r>
+              <w:rPr>
+                <w:rFonts w:ascii="Times New Roman" w:hAnsi="Times New Roman" w:eastAsia="Malgun Gothic"/>
+                <w:b w:val="0"/>
+                <w:i w:val="0"/>
+                <w:color w:val="000000"/>
+                <w:sz w:val="18"/>
+              </w:rPr>
+              <w:t>main staircase</w:t>
+            </w:r>
+          </w:p>
+        </w:tc>
+        <w:tc>
+          <w:tcPr>
+            <w:tcW w:type="dxa" w:w="6000"/>
+            <w:vAlign w:val="center"/>
+            <w:tcMar>
+              <w:top w:w="70" w:type="dxa"/>
+              <w:bottom w:w="70" w:type="dxa"/>
+              <w:start w:w="90" w:type="dxa"/>
+              <w:end w:w="90" w:type="dxa"/>
+            </w:tcMar>
+            <w:tcBorders>
+              <w:top w:val="single" w:sz="6" w:color="808080"/>
+              <w:left w:val="single" w:sz="6" w:color="808080"/>
+              <w:bottom w:val="single" w:sz="6" w:color="808080"/>
+              <w:right w:val="single" w:sz="6" w:color="808080"/>
+              <w:insideH w:val="single" w:sz="6" w:color="808080"/>
+              <w:insideV w:val="single" w:sz="6" w:color="808080"/>
+            </w:tcBorders>
+          </w:tcPr>
+          <w:p>
+            <w:pPr>
+              <w:spacing w:after="0"/>
+            </w:pPr>
+            <w:r>
+              <w:rPr>
+                <w:rFonts w:ascii="Times New Roman" w:hAnsi="Times New Roman" w:eastAsia="Malgun Gothic"/>
+                <w:b w:val="0"/>
+                <w:i w:val="0"/>
+                <w:color w:val="000000"/>
+                <w:sz w:val="18"/>
+              </w:rPr>
+              <w:t>중앙 계단</w:t>
+            </w:r>
+          </w:p>
+        </w:tc>
+      </w:tr>
+      <w:tr>
+        <w:tc>
+          <w:tcPr>
+            <w:tcW w:type="dxa" w:w="3000"/>
+            <w:vAlign w:val="center"/>
+            <w:tcMar>
+              <w:top w:w="70" w:type="dxa"/>
+              <w:bottom w:w="70" w:type="dxa"/>
+              <w:start w:w="90" w:type="dxa"/>
+              <w:end w:w="90" w:type="dxa"/>
+            </w:tcMar>
+            <w:tcBorders>
+              <w:top w:val="single" w:sz="6" w:color="808080"/>
+              <w:left w:val="single" w:sz="6" w:color="808080"/>
+              <w:bottom w:val="single" w:sz="6" w:color="808080"/>
+              <w:right w:val="single" w:sz="6" w:color="808080"/>
+              <w:insideH w:val="single" w:sz="6" w:color="808080"/>
+              <w:insideV w:val="single" w:sz="6" w:color="808080"/>
+            </w:tcBorders>
+          </w:tcPr>
+          <w:p>
+            <w:pPr>
+              <w:spacing w:after="0"/>
+            </w:pPr>
+            <w:r>
+              <w:rPr>
+                <w:rFonts w:ascii="Times New Roman" w:hAnsi="Times New Roman" w:eastAsia="Malgun Gothic"/>
+                <w:b w:val="0"/>
+                <w:i w:val="0"/>
+                <w:color w:val="000000"/>
+                <w:sz w:val="18"/>
+              </w:rPr>
+              <w:t>come early</w:t>
+            </w:r>
+          </w:p>
+        </w:tc>
+        <w:tc>
+          <w:tcPr>
+            <w:tcW w:type="dxa" w:w="6000"/>
+            <w:vAlign w:val="center"/>
+            <w:tcMar>
+              <w:top w:w="70" w:type="dxa"/>
+              <w:bottom w:w="70" w:type="dxa"/>
+              <w:start w:w="90" w:type="dxa"/>
+              <w:end w:w="90" w:type="dxa"/>
+            </w:tcMar>
+            <w:tcBorders>
+              <w:top w:val="single" w:sz="6" w:color="808080"/>
+              <w:left w:val="single" w:sz="6" w:color="808080"/>
+              <w:bottom w:val="single" w:sz="6" w:color="808080"/>
+              <w:right w:val="single" w:sz="6" w:color="808080"/>
+              <w:insideH w:val="single" w:sz="6" w:color="808080"/>
+              <w:insideV w:val="single" w:sz="6" w:color="808080"/>
+            </w:tcBorders>
+          </w:tcPr>
+          <w:p>
+            <w:pPr>
+              <w:spacing w:after="0"/>
+            </w:pPr>
+            <w:r>
+              <w:rPr>
+                <w:rFonts w:ascii="Times New Roman" w:hAnsi="Times New Roman" w:eastAsia="Malgun Gothic"/>
+                <w:b w:val="0"/>
+                <w:i w:val="0"/>
+                <w:color w:val="000000"/>
+                <w:sz w:val="18"/>
+              </w:rPr>
+              <w:t>일찍 오다</w:t>
+            </w:r>
+          </w:p>
+        </w:tc>
+      </w:tr>
     </w:tbl>
     <w:p>
       <w:pPr>
@@ -1303,6 +1647,150 @@
           </w:p>
         </w:tc>
       </w:tr>
+      <w:tr>
+        <w:tc>
+          <w:tcPr>
+            <w:tcW w:type="dxa" w:w="4800"/>
+            <w:vAlign w:val="center"/>
+            <w:tcMar>
+              <w:top w:w="70" w:type="dxa"/>
+              <w:bottom w:w="70" w:type="dxa"/>
+              <w:start w:w="90" w:type="dxa"/>
+              <w:end w:w="90" w:type="dxa"/>
+            </w:tcMar>
+            <w:tcBorders>
+              <w:top w:val="single" w:sz="6" w:color="808080"/>
+              <w:left w:val="single" w:sz="6" w:color="808080"/>
+              <w:bottom w:val="single" w:sz="6" w:color="808080"/>
+              <w:right w:val="single" w:sz="6" w:color="808080"/>
+              <w:insideH w:val="single" w:sz="6" w:color="808080"/>
+              <w:insideV w:val="single" w:sz="6" w:color="808080"/>
+            </w:tcBorders>
+          </w:tcPr>
+          <w:p>
+            <w:pPr>
+              <w:spacing w:after="0"/>
+            </w:pPr>
+            <w:r>
+              <w:rPr>
+                <w:rFonts w:ascii="Times New Roman" w:hAnsi="Times New Roman" w:eastAsia="Malgun Gothic"/>
+                <w:b w:val="0"/>
+                <w:i w:val="0"/>
+                <w:color w:val="000000"/>
+                <w:sz w:val="18"/>
+              </w:rPr>
+              <w:t>Where can I find the elevator?</w:t>
+            </w:r>
+          </w:p>
+        </w:tc>
+        <w:tc>
+          <w:tcPr>
+            <w:tcW w:type="dxa" w:w="4200"/>
+            <w:vAlign w:val="center"/>
+            <w:tcMar>
+              <w:top w:w="70" w:type="dxa"/>
+              <w:bottom w:w="70" w:type="dxa"/>
+              <w:start w:w="90" w:type="dxa"/>
+              <w:end w:w="90" w:type="dxa"/>
+            </w:tcMar>
+            <w:tcBorders>
+              <w:top w:val="single" w:sz="6" w:color="808080"/>
+              <w:left w:val="single" w:sz="6" w:color="808080"/>
+              <w:bottom w:val="single" w:sz="6" w:color="808080"/>
+              <w:right w:val="single" w:sz="6" w:color="808080"/>
+              <w:insideH w:val="single" w:sz="6" w:color="808080"/>
+              <w:insideV w:val="single" w:sz="6" w:color="808080"/>
+            </w:tcBorders>
+          </w:tcPr>
+          <w:p>
+            <w:pPr>
+              <w:spacing w:after="0"/>
+            </w:pPr>
+            <w:r>
+              <w:rPr>
+                <w:rFonts w:ascii="Times New Roman" w:hAnsi="Times New Roman" w:eastAsia="Malgun Gothic"/>
+                <w:b w:val="0"/>
+                <w:i w:val="0"/>
+                <w:color w:val="000000"/>
+                <w:sz w:val="18"/>
+              </w:rPr>
+              <w:t>엘리베이터는 어디에 있나요?</w:t>
+            </w:r>
+          </w:p>
+        </w:tc>
+      </w:tr>
+      <w:tr>
+        <w:tc>
+          <w:tcPr>
+            <w:tcW w:type="dxa" w:w="4800"/>
+            <w:vAlign w:val="center"/>
+            <w:tcMar>
+              <w:top w:w="70" w:type="dxa"/>
+              <w:bottom w:w="70" w:type="dxa"/>
+              <w:start w:w="90" w:type="dxa"/>
+              <w:end w:w="90" w:type="dxa"/>
+            </w:tcMar>
+            <w:tcBorders>
+              <w:top w:val="single" w:sz="6" w:color="808080"/>
+              <w:left w:val="single" w:sz="6" w:color="808080"/>
+              <w:bottom w:val="single" w:sz="6" w:color="808080"/>
+              <w:right w:val="single" w:sz="6" w:color="808080"/>
+              <w:insideH w:val="single" w:sz="6" w:color="808080"/>
+              <w:insideV w:val="single" w:sz="6" w:color="808080"/>
+            </w:tcBorders>
+          </w:tcPr>
+          <w:p>
+            <w:pPr>
+              <w:spacing w:after="0"/>
+            </w:pPr>
+            <w:r>
+              <w:rPr>
+                <w:rFonts w:ascii="Times New Roman" w:hAnsi="Times New Roman" w:eastAsia="Malgun Gothic"/>
+                <w:b w:val="0"/>
+                <w:i w:val="0"/>
+                <w:color w:val="000000"/>
+                <w:sz w:val="18"/>
+              </w:rPr>
+              <w:t>Is there a place to leave the stroller?</w:t>
+            </w:r>
+          </w:p>
+        </w:tc>
+        <w:tc>
+          <w:tcPr>
+            <w:tcW w:type="dxa" w:w="4200"/>
+            <w:vAlign w:val="center"/>
+            <w:tcMar>
+              <w:top w:w="70" w:type="dxa"/>
+              <w:bottom w:w="70" w:type="dxa"/>
+              <w:start w:w="90" w:type="dxa"/>
+              <w:end w:w="90" w:type="dxa"/>
+            </w:tcMar>
+            <w:tcBorders>
+              <w:top w:val="single" w:sz="6" w:color="808080"/>
+              <w:left w:val="single" w:sz="6" w:color="808080"/>
+              <w:bottom w:val="single" w:sz="6" w:color="808080"/>
+              <w:right w:val="single" w:sz="6" w:color="808080"/>
+              <w:insideH w:val="single" w:sz="6" w:color="808080"/>
+              <w:insideV w:val="single" w:sz="6" w:color="808080"/>
+            </w:tcBorders>
+          </w:tcPr>
+          <w:p>
+            <w:pPr>
+              <w:spacing w:after="0"/>
+            </w:pPr>
+            <w:r>
+              <w:rPr>
+                <w:rFonts w:ascii="Times New Roman" w:hAnsi="Times New Roman" w:eastAsia="Malgun Gothic"/>
+                <w:b w:val="0"/>
+                <w:i w:val="0"/>
+                <w:color w:val="000000"/>
+                <w:sz w:val="18"/>
+              </w:rPr>
+              <w:t>유모차를 둘 곳이 있나요?</w:t>
+            </w:r>
+          </w:p>
+        </w:tc>
+      </w:tr>
     </w:tbl>
     <w:p>
       <w:pPr>
@@ -1321,7 +1809,7 @@
           <w:color w:val="000000"/>
           <w:sz w:val="22"/>
         </w:rPr>
-        <w:t>Reading 2: At a Park</w:t>
+        <w:t>Reading 2: At a Park or Playground</w:t>
       </w:r>
     </w:p>
     <w:p>
@@ -1336,7 +1824,7 @@
           <w:color w:val="000000"/>
           <w:sz w:val="20"/>
         </w:rPr>
-        <w:t xml:space="preserve">Traveler: </w:t>
+        <w:t xml:space="preserve">Parent: </w:t>
       </w:r>
       <w:r>
         <w:rPr>
@@ -1346,7 +1834,7 @@
           <w:color w:val="000000"/>
           <w:sz w:val="20"/>
         </w:rPr>
-        <w:t>Excuse me. Is there a good viewpoint near here?</w:t>
+        <w:t>Excuse me. Is there a playground near here?</w:t>
       </w:r>
     </w:p>
     <w:p>
@@ -1386,7 +1874,7 @@
           <w:color w:val="000000"/>
           <w:sz w:val="20"/>
         </w:rPr>
-        <w:t xml:space="preserve">Traveler: </w:t>
+        <w:t xml:space="preserve">Parent: </w:t>
       </w:r>
       <w:r>
         <w:rPr>
@@ -1396,7 +1884,7 @@
           <w:color w:val="000000"/>
           <w:sz w:val="20"/>
         </w:rPr>
-        <w:t>Is there a restroom nearby?</w:t>
+        <w:t>Is it safe for small children?</w:t>
       </w:r>
     </w:p>
     <w:p>
@@ -1421,6 +1909,56 @@
           <w:color w:val="000000"/>
           <w:sz w:val="20"/>
         </w:rPr>
+        <w:t>Yes. It has a fence and soft ground.</w:t>
+      </w:r>
+    </w:p>
+    <w:p>
+      <w:pPr>
+        <w:spacing w:after="0"/>
+      </w:pPr>
+      <w:r>
+        <w:rPr>
+          <w:rFonts w:ascii="Times New Roman" w:hAnsi="Times New Roman" w:eastAsia="Malgun Gothic"/>
+          <w:b/>
+          <w:i w:val="0"/>
+          <w:color w:val="000000"/>
+          <w:sz w:val="20"/>
+        </w:rPr>
+        <w:t xml:space="preserve">Parent: </w:t>
+      </w:r>
+      <w:r>
+        <w:rPr>
+          <w:rFonts w:ascii="Times New Roman" w:hAnsi="Times New Roman" w:eastAsia="Malgun Gothic"/>
+          <w:b w:val="0"/>
+          <w:i w:val="0"/>
+          <w:color w:val="000000"/>
+          <w:sz w:val="20"/>
+        </w:rPr>
+        <w:t>That's good to hear. Is there a restroom nearby?</w:t>
+      </w:r>
+    </w:p>
+    <w:p>
+      <w:pPr>
+        <w:spacing w:after="0"/>
+      </w:pPr>
+      <w:r>
+        <w:rPr>
+          <w:rFonts w:ascii="Times New Roman" w:hAnsi="Times New Roman" w:eastAsia="Malgun Gothic"/>
+          <w:b/>
+          <w:i w:val="0"/>
+          <w:color w:val="000000"/>
+          <w:sz w:val="20"/>
+        </w:rPr>
+        <w:t xml:space="preserve">Local: </w:t>
+      </w:r>
+      <w:r>
+        <w:rPr>
+          <w:rFonts w:ascii="Times New Roman" w:hAnsi="Times New Roman" w:eastAsia="Malgun Gothic"/>
+          <w:b w:val="0"/>
+          <w:i w:val="0"/>
+          <w:color w:val="000000"/>
+          <w:sz w:val="20"/>
+        </w:rPr>
         <w:t>There's one next to the café.</w:t>
       </w:r>
     </w:p>
@@ -1436,7 +1974,7 @@
           <w:color w:val="000000"/>
           <w:sz w:val="20"/>
         </w:rPr>
-        <w:t xml:space="preserve">Traveler: </w:t>
+        <w:t xml:space="preserve">Parent: </w:t>
       </w:r>
       <w:r>
         <w:rPr>
@@ -1446,7 +1984,7 @@
           <w:color w:val="000000"/>
           <w:sz w:val="20"/>
         </w:rPr>
-        <w:t>Are there any shaded areas where I can rest?</w:t>
+        <w:t>Is there a place to change a diaper?</w:t>
       </w:r>
     </w:p>
     <w:p>
@@ -1471,6 +2009,56 @@
           <w:color w:val="000000"/>
           <w:sz w:val="20"/>
         </w:rPr>
+        <w:t>Yes. The restroom has a baby changing table.</w:t>
+      </w:r>
+    </w:p>
+    <w:p>
+      <w:pPr>
+        <w:spacing w:after="0"/>
+      </w:pPr>
+      <w:r>
+        <w:rPr>
+          <w:rFonts w:ascii="Times New Roman" w:hAnsi="Times New Roman" w:eastAsia="Malgun Gothic"/>
+          <w:b/>
+          <w:i w:val="0"/>
+          <w:color w:val="000000"/>
+          <w:sz w:val="20"/>
+        </w:rPr>
+        <w:t xml:space="preserve">Parent: </w:t>
+      </w:r>
+      <w:r>
+        <w:rPr>
+          <w:rFonts w:ascii="Times New Roman" w:hAnsi="Times New Roman" w:eastAsia="Malgun Gothic"/>
+          <w:b w:val="0"/>
+          <w:i w:val="0"/>
+          <w:color w:val="000000"/>
+          <w:sz w:val="20"/>
+        </w:rPr>
+        <w:t>Thank you. Are there any shaded areas where we can rest?</w:t>
+      </w:r>
+    </w:p>
+    <w:p>
+      <w:pPr>
+        <w:spacing w:after="0"/>
+      </w:pPr>
+      <w:r>
+        <w:rPr>
+          <w:rFonts w:ascii="Times New Roman" w:hAnsi="Times New Roman" w:eastAsia="Malgun Gothic"/>
+          <w:b/>
+          <w:i w:val="0"/>
+          <w:color w:val="000000"/>
+          <w:sz w:val="20"/>
+        </w:rPr>
+        <w:t xml:space="preserve">Local: </w:t>
+      </w:r>
+      <w:r>
+        <w:rPr>
+          <w:rFonts w:ascii="Times New Roman" w:hAnsi="Times New Roman" w:eastAsia="Malgun Gothic"/>
+          <w:b w:val="0"/>
+          <w:i w:val="0"/>
+          <w:color w:val="000000"/>
+          <w:sz w:val="20"/>
+        </w:rPr>
         <w:t>Yes. There are benches under the trees.</w:t>
       </w:r>
     </w:p>
@@ -1486,7 +2074,7 @@
           <w:color w:val="000000"/>
           <w:sz w:val="20"/>
         </w:rPr>
-        <w:t xml:space="preserve">Traveler: </w:t>
+        <w:t xml:space="preserve">Parent: </w:t>
       </w:r>
       <w:r>
         <w:rPr>
@@ -1496,12 +2084,87 @@
           <w:color w:val="000000"/>
           <w:sz w:val="20"/>
         </w:rPr>
-        <w:t>Thank you. I'd like to take a short break.</w:t>
-      </w:r>
-    </w:p>
-    <w:p>
-      <w:pPr>
-        <w:spacing w:after="60"/>
+        <w:t>Can we buy water and snacks near the playground?</w:t>
+      </w:r>
+    </w:p>
+    <w:p>
+      <w:pPr>
+        <w:spacing w:after="0"/>
+      </w:pPr>
+      <w:r>
+        <w:rPr>
+          <w:rFonts w:ascii="Times New Roman" w:hAnsi="Times New Roman" w:eastAsia="Malgun Gothic"/>
+          <w:b/>
+          <w:i w:val="0"/>
+          <w:color w:val="000000"/>
+          <w:sz w:val="20"/>
+        </w:rPr>
+        <w:t xml:space="preserve">Local: </w:t>
+      </w:r>
+      <w:r>
+        <w:rPr>
+          <w:rFonts w:ascii="Times New Roman" w:hAnsi="Times New Roman" w:eastAsia="Malgun Gothic"/>
+          <w:b w:val="0"/>
+          <w:i w:val="0"/>
+          <w:color w:val="000000"/>
+          <w:sz w:val="20"/>
+        </w:rPr>
+        <w:t>The café sells drinks and light snacks.</w:t>
+      </w:r>
+    </w:p>
+    <w:p>
+      <w:pPr>
+        <w:spacing w:after="0"/>
+      </w:pPr>
+      <w:r>
+        <w:rPr>
+          <w:rFonts w:ascii="Times New Roman" w:hAnsi="Times New Roman" w:eastAsia="Malgun Gothic"/>
+          <w:b/>
+          <w:i w:val="0"/>
+          <w:color w:val="000000"/>
+          <w:sz w:val="20"/>
+        </w:rPr>
+        <w:t xml:space="preserve">Parent: </w:t>
+      </w:r>
+      <w:r>
+        <w:rPr>
+          <w:rFonts w:ascii="Times New Roman" w:hAnsi="Times New Roman" w:eastAsia="Malgun Gothic"/>
+          <w:b w:val="0"/>
+          <w:i w:val="0"/>
+          <w:color w:val="000000"/>
+          <w:sz w:val="20"/>
+        </w:rPr>
+        <w:t>Perfect. My daughter needs a short break.</w:t>
+      </w:r>
+    </w:p>
+    <w:p>
+      <w:pPr>
+        <w:spacing w:after="0"/>
+      </w:pPr>
+      <w:r>
+        <w:rPr>
+          <w:rFonts w:ascii="Times New Roman" w:hAnsi="Times New Roman" w:eastAsia="Malgun Gothic"/>
+          <w:b/>
+          <w:i w:val="0"/>
+          <w:color w:val="000000"/>
+          <w:sz w:val="20"/>
+        </w:rPr>
+        <w:t xml:space="preserve">Local: </w:t>
+      </w:r>
+      <w:r>
+        <w:rPr>
+          <w:rFonts w:ascii="Times New Roman" w:hAnsi="Times New Roman" w:eastAsia="Malgun Gothic"/>
+          <w:b w:val="0"/>
+          <w:i w:val="0"/>
+          <w:color w:val="000000"/>
+          <w:sz w:val="20"/>
+        </w:rPr>
+        <w:t>No problem. Enjoy the rest of your day!</w:t>
+      </w:r>
+    </w:p>
+    <w:p>
+      <w:pPr>
+        <w:spacing w:after="80"/>
       </w:pPr>
     </w:p>
     <w:p>
@@ -1635,7 +2298,7 @@
                 <w:color w:val="000000"/>
                 <w:sz w:val="18"/>
               </w:rPr>
-              <w:t>viewpoint</w:t>
+              <w:t>path</w:t>
             </w:r>
           </w:p>
         </w:tc>
@@ -1670,7 +2333,7 @@
                 <w:color w:val="000000"/>
                 <w:sz w:val="18"/>
               </w:rPr>
-              <w:t>전망대</w:t>
+              <w:t>산책로</w:t>
             </w:r>
           </w:p>
         </w:tc>
@@ -1707,7 +2370,7 @@
                 <w:color w:val="000000"/>
                 <w:sz w:val="18"/>
               </w:rPr>
-              <w:t>path</w:t>
+              <w:t>restroom</w:t>
             </w:r>
           </w:p>
         </w:tc>
@@ -1742,7 +2405,7 @@
                 <w:color w:val="000000"/>
                 <w:sz w:val="18"/>
               </w:rPr>
-              <w:t>산책로</w:t>
+              <w:t>화장실</w:t>
             </w:r>
           </w:p>
         </w:tc>
@@ -1779,7 +2442,7 @@
                 <w:color w:val="000000"/>
                 <w:sz w:val="18"/>
               </w:rPr>
-              <w:t>restroom</w:t>
+              <w:t>shaded area</w:t>
             </w:r>
           </w:p>
         </w:tc>
@@ -1814,7 +2477,7 @@
                 <w:color w:val="000000"/>
                 <w:sz w:val="18"/>
               </w:rPr>
-              <w:t>화장실</w:t>
+              <w:t>그늘진 곳</w:t>
             </w:r>
           </w:p>
         </w:tc>
@@ -1851,7 +2514,7 @@
                 <w:color w:val="000000"/>
                 <w:sz w:val="18"/>
               </w:rPr>
-              <w:t>shaded area</w:t>
+              <w:t>bench</w:t>
             </w:r>
           </w:p>
         </w:tc>
@@ -1886,7 +2549,7 @@
                 <w:color w:val="000000"/>
                 <w:sz w:val="18"/>
               </w:rPr>
-              <w:t>그늘진 곳</w:t>
+              <w:t>벤치</w:t>
             </w:r>
           </w:p>
         </w:tc>
@@ -1923,7 +2586,7 @@
                 <w:color w:val="000000"/>
                 <w:sz w:val="18"/>
               </w:rPr>
-              <w:t>bench</w:t>
+              <w:t>under the trees</w:t>
             </w:r>
           </w:p>
         </w:tc>
@@ -1958,7 +2621,7 @@
                 <w:color w:val="000000"/>
                 <w:sz w:val="18"/>
               </w:rPr>
-              <w:t>벤치</w:t>
+              <w:t>나무 아래</w:t>
             </w:r>
           </w:p>
         </w:tc>
@@ -2031,6 +2694,222 @@
                 <w:sz w:val="18"/>
               </w:rPr>
               <w:t>쉬다</w:t>
+            </w:r>
+          </w:p>
+        </w:tc>
+      </w:tr>
+      <w:tr>
+        <w:tc>
+          <w:tcPr>
+            <w:tcW w:type="dxa" w:w="3000"/>
+            <w:vAlign w:val="center"/>
+            <w:tcMar>
+              <w:top w:w="70" w:type="dxa"/>
+              <w:bottom w:w="70" w:type="dxa"/>
+              <w:start w:w="90" w:type="dxa"/>
+              <w:end w:w="90" w:type="dxa"/>
+            </w:tcMar>
+            <w:tcBorders>
+              <w:top w:val="single" w:sz="6" w:color="808080"/>
+              <w:left w:val="single" w:sz="6" w:color="808080"/>
+              <w:bottom w:val="single" w:sz="6" w:color="808080"/>
+              <w:right w:val="single" w:sz="6" w:color="808080"/>
+              <w:insideH w:val="single" w:sz="6" w:color="808080"/>
+              <w:insideV w:val="single" w:sz="6" w:color="808080"/>
+            </w:tcBorders>
+          </w:tcPr>
+          <w:p>
+            <w:pPr>
+              <w:spacing w:after="0"/>
+            </w:pPr>
+            <w:r>
+              <w:rPr>
+                <w:rFonts w:ascii="Times New Roman" w:hAnsi="Times New Roman" w:eastAsia="Malgun Gothic"/>
+                <w:b w:val="0"/>
+                <w:i w:val="0"/>
+                <w:color w:val="000000"/>
+                <w:sz w:val="18"/>
+              </w:rPr>
+              <w:t>fence</w:t>
+            </w:r>
+          </w:p>
+        </w:tc>
+        <w:tc>
+          <w:tcPr>
+            <w:tcW w:type="dxa" w:w="6000"/>
+            <w:vAlign w:val="center"/>
+            <w:tcMar>
+              <w:top w:w="70" w:type="dxa"/>
+              <w:bottom w:w="70" w:type="dxa"/>
+              <w:start w:w="90" w:type="dxa"/>
+              <w:end w:w="90" w:type="dxa"/>
+            </w:tcMar>
+            <w:tcBorders>
+              <w:top w:val="single" w:sz="6" w:color="808080"/>
+              <w:left w:val="single" w:sz="6" w:color="808080"/>
+              <w:bottom w:val="single" w:sz="6" w:color="808080"/>
+              <w:right w:val="single" w:sz="6" w:color="808080"/>
+              <w:insideH w:val="single" w:sz="6" w:color="808080"/>
+              <w:insideV w:val="single" w:sz="6" w:color="808080"/>
+            </w:tcBorders>
+          </w:tcPr>
+          <w:p>
+            <w:pPr>
+              <w:spacing w:after="0"/>
+            </w:pPr>
+            <w:r>
+              <w:rPr>
+                <w:rFonts w:ascii="Times New Roman" w:hAnsi="Times New Roman" w:eastAsia="Malgun Gothic"/>
+                <w:b w:val="0"/>
+                <w:i w:val="0"/>
+                <w:color w:val="000000"/>
+                <w:sz w:val="18"/>
+              </w:rPr>
+              <w:t>울타리</w:t>
+            </w:r>
+          </w:p>
+        </w:tc>
+      </w:tr>
+      <w:tr>
+        <w:tc>
+          <w:tcPr>
+            <w:tcW w:type="dxa" w:w="3000"/>
+            <w:vAlign w:val="center"/>
+            <w:tcMar>
+              <w:top w:w="70" w:type="dxa"/>
+              <w:bottom w:w="70" w:type="dxa"/>
+              <w:start w:w="90" w:type="dxa"/>
+              <w:end w:w="90" w:type="dxa"/>
+            </w:tcMar>
+            <w:tcBorders>
+              <w:top w:val="single" w:sz="6" w:color="808080"/>
+              <w:left w:val="single" w:sz="6" w:color="808080"/>
+              <w:bottom w:val="single" w:sz="6" w:color="808080"/>
+              <w:right w:val="single" w:sz="6" w:color="808080"/>
+              <w:insideH w:val="single" w:sz="6" w:color="808080"/>
+              <w:insideV w:val="single" w:sz="6" w:color="808080"/>
+            </w:tcBorders>
+          </w:tcPr>
+          <w:p>
+            <w:pPr>
+              <w:spacing w:after="0"/>
+            </w:pPr>
+            <w:r>
+              <w:rPr>
+                <w:rFonts w:ascii="Times New Roman" w:hAnsi="Times New Roman" w:eastAsia="Malgun Gothic"/>
+                <w:b w:val="0"/>
+                <w:i w:val="0"/>
+                <w:color w:val="000000"/>
+                <w:sz w:val="18"/>
+              </w:rPr>
+              <w:t>baby changing table</w:t>
+            </w:r>
+          </w:p>
+        </w:tc>
+        <w:tc>
+          <w:tcPr>
+            <w:tcW w:type="dxa" w:w="6000"/>
+            <w:vAlign w:val="center"/>
+            <w:tcMar>
+              <w:top w:w="70" w:type="dxa"/>
+              <w:bottom w:w="70" w:type="dxa"/>
+              <w:start w:w="90" w:type="dxa"/>
+              <w:end w:w="90" w:type="dxa"/>
+            </w:tcMar>
+            <w:tcBorders>
+              <w:top w:val="single" w:sz="6" w:color="808080"/>
+              <w:left w:val="single" w:sz="6" w:color="808080"/>
+              <w:bottom w:val="single" w:sz="6" w:color="808080"/>
+              <w:right w:val="single" w:sz="6" w:color="808080"/>
+              <w:insideH w:val="single" w:sz="6" w:color="808080"/>
+              <w:insideV w:val="single" w:sz="6" w:color="808080"/>
+            </w:tcBorders>
+          </w:tcPr>
+          <w:p>
+            <w:pPr>
+              <w:spacing w:after="0"/>
+            </w:pPr>
+            <w:r>
+              <w:rPr>
+                <w:rFonts w:ascii="Times New Roman" w:hAnsi="Times New Roman" w:eastAsia="Malgun Gothic"/>
+                <w:b w:val="0"/>
+                <w:i w:val="0"/>
+                <w:color w:val="000000"/>
+                <w:sz w:val="18"/>
+              </w:rPr>
+              <w:t>기저귀 교환대</w:t>
+            </w:r>
+          </w:p>
+        </w:tc>
+      </w:tr>
+      <w:tr>
+        <w:tc>
+          <w:tcPr>
+            <w:tcW w:type="dxa" w:w="3000"/>
+            <w:vAlign w:val="center"/>
+            <w:tcMar>
+              <w:top w:w="70" w:type="dxa"/>
+              <w:bottom w:w="70" w:type="dxa"/>
+              <w:start w:w="90" w:type="dxa"/>
+              <w:end w:w="90" w:type="dxa"/>
+            </w:tcMar>
+            <w:tcBorders>
+              <w:top w:val="single" w:sz="6" w:color="808080"/>
+              <w:left w:val="single" w:sz="6" w:color="808080"/>
+              <w:bottom w:val="single" w:sz="6" w:color="808080"/>
+              <w:right w:val="single" w:sz="6" w:color="808080"/>
+              <w:insideH w:val="single" w:sz="6" w:color="808080"/>
+              <w:insideV w:val="single" w:sz="6" w:color="808080"/>
+            </w:tcBorders>
+          </w:tcPr>
+          <w:p>
+            <w:pPr>
+              <w:spacing w:after="0"/>
+            </w:pPr>
+            <w:r>
+              <w:rPr>
+                <w:rFonts w:ascii="Times New Roman" w:hAnsi="Times New Roman" w:eastAsia="Malgun Gothic"/>
+                <w:b w:val="0"/>
+                <w:i w:val="0"/>
+                <w:color w:val="000000"/>
+                <w:sz w:val="18"/>
+              </w:rPr>
+              <w:t>light snacks</w:t>
+            </w:r>
+          </w:p>
+        </w:tc>
+        <w:tc>
+          <w:tcPr>
+            <w:tcW w:type="dxa" w:w="6000"/>
+            <w:vAlign w:val="center"/>
+            <w:tcMar>
+              <w:top w:w="70" w:type="dxa"/>
+              <w:bottom w:w="70" w:type="dxa"/>
+              <w:start w:w="90" w:type="dxa"/>
+              <w:end w:w="90" w:type="dxa"/>
+            </w:tcMar>
+            <w:tcBorders>
+              <w:top w:val="single" w:sz="6" w:color="808080"/>
+              <w:left w:val="single" w:sz="6" w:color="808080"/>
+              <w:bottom w:val="single" w:sz="6" w:color="808080"/>
+              <w:right w:val="single" w:sz="6" w:color="808080"/>
+              <w:insideH w:val="single" w:sz="6" w:color="808080"/>
+              <w:insideV w:val="single" w:sz="6" w:color="808080"/>
+            </w:tcBorders>
+          </w:tcPr>
+          <w:p>
+            <w:pPr>
+              <w:spacing w:after="0"/>
+            </w:pPr>
+            <w:r>
+              <w:rPr>
+                <w:rFonts w:ascii="Times New Roman" w:hAnsi="Times New Roman" w:eastAsia="Malgun Gothic"/>
+                <w:b w:val="0"/>
+                <w:i w:val="0"/>
+                <w:color w:val="000000"/>
+                <w:sz w:val="18"/>
+              </w:rPr>
+              <w:t>간단한 간식</w:t>
             </w:r>
           </w:p>
         </w:tc>
@@ -2316,7 +3195,7 @@
                 <w:color w:val="000000"/>
                 <w:sz w:val="18"/>
               </w:rPr>
-              <w:t>I'd like to take a short break.</w:t>
+              <w:t>My daughter needs a short break.</w:t>
             </w:r>
           </w:p>
         </w:tc>
@@ -2351,7 +3230,151 @@
                 <w:color w:val="000000"/>
                 <w:sz w:val="18"/>
               </w:rPr>
-              <w:t>잠시 쉬고 싶어요.</w:t>
+              <w:t>제 딸이 잠시 쉬어야 해요.</w:t>
+            </w:r>
+          </w:p>
+        </w:tc>
+      </w:tr>
+      <w:tr>
+        <w:tc>
+          <w:tcPr>
+            <w:tcW w:type="dxa" w:w="4800"/>
+            <w:vAlign w:val="center"/>
+            <w:tcMar>
+              <w:top w:w="70" w:type="dxa"/>
+              <w:bottom w:w="70" w:type="dxa"/>
+              <w:start w:w="90" w:type="dxa"/>
+              <w:end w:w="90" w:type="dxa"/>
+            </w:tcMar>
+            <w:tcBorders>
+              <w:top w:val="single" w:sz="6" w:color="808080"/>
+              <w:left w:val="single" w:sz="6" w:color="808080"/>
+              <w:bottom w:val="single" w:sz="6" w:color="808080"/>
+              <w:right w:val="single" w:sz="6" w:color="808080"/>
+              <w:insideH w:val="single" w:sz="6" w:color="808080"/>
+              <w:insideV w:val="single" w:sz="6" w:color="808080"/>
+            </w:tcBorders>
+          </w:tcPr>
+          <w:p>
+            <w:pPr>
+              <w:spacing w:after="0"/>
+            </w:pPr>
+            <w:r>
+              <w:rPr>
+                <w:rFonts w:ascii="Times New Roman" w:hAnsi="Times New Roman" w:eastAsia="Malgun Gothic"/>
+                <w:b w:val="0"/>
+                <w:i w:val="0"/>
+                <w:color w:val="000000"/>
+                <w:sz w:val="18"/>
+              </w:rPr>
+              <w:t>Is it safe for small children?</w:t>
+            </w:r>
+          </w:p>
+        </w:tc>
+        <w:tc>
+          <w:tcPr>
+            <w:tcW w:type="dxa" w:w="4200"/>
+            <w:vAlign w:val="center"/>
+            <w:tcMar>
+              <w:top w:w="70" w:type="dxa"/>
+              <w:bottom w:w="70" w:type="dxa"/>
+              <w:start w:w="90" w:type="dxa"/>
+              <w:end w:w="90" w:type="dxa"/>
+            </w:tcMar>
+            <w:tcBorders>
+              <w:top w:val="single" w:sz="6" w:color="808080"/>
+              <w:left w:val="single" w:sz="6" w:color="808080"/>
+              <w:bottom w:val="single" w:sz="6" w:color="808080"/>
+              <w:right w:val="single" w:sz="6" w:color="808080"/>
+              <w:insideH w:val="single" w:sz="6" w:color="808080"/>
+              <w:insideV w:val="single" w:sz="6" w:color="808080"/>
+            </w:tcBorders>
+          </w:tcPr>
+          <w:p>
+            <w:pPr>
+              <w:spacing w:after="0"/>
+            </w:pPr>
+            <w:r>
+              <w:rPr>
+                <w:rFonts w:ascii="Times New Roman" w:hAnsi="Times New Roman" w:eastAsia="Malgun Gothic"/>
+                <w:b w:val="0"/>
+                <w:i w:val="0"/>
+                <w:color w:val="000000"/>
+                <w:sz w:val="18"/>
+              </w:rPr>
+              <w:t>어린아이들에게 안전한가요?</w:t>
+            </w:r>
+          </w:p>
+        </w:tc>
+      </w:tr>
+      <w:tr>
+        <w:tc>
+          <w:tcPr>
+            <w:tcW w:type="dxa" w:w="4800"/>
+            <w:vAlign w:val="center"/>
+            <w:tcMar>
+              <w:top w:w="70" w:type="dxa"/>
+              <w:bottom w:w="70" w:type="dxa"/>
+              <w:start w:w="90" w:type="dxa"/>
+              <w:end w:w="90" w:type="dxa"/>
+            </w:tcMar>
+            <w:tcBorders>
+              <w:top w:val="single" w:sz="6" w:color="808080"/>
+              <w:left w:val="single" w:sz="6" w:color="808080"/>
+              <w:bottom w:val="single" w:sz="6" w:color="808080"/>
+              <w:right w:val="single" w:sz="6" w:color="808080"/>
+              <w:insideH w:val="single" w:sz="6" w:color="808080"/>
+              <w:insideV w:val="single" w:sz="6" w:color="808080"/>
+            </w:tcBorders>
+          </w:tcPr>
+          <w:p>
+            <w:pPr>
+              <w:spacing w:after="0"/>
+            </w:pPr>
+            <w:r>
+              <w:rPr>
+                <w:rFonts w:ascii="Times New Roman" w:hAnsi="Times New Roman" w:eastAsia="Malgun Gothic"/>
+                <w:b w:val="0"/>
+                <w:i w:val="0"/>
+                <w:color w:val="000000"/>
+                <w:sz w:val="18"/>
+              </w:rPr>
+              <w:t>Is there a place to change a diaper?</w:t>
+            </w:r>
+          </w:p>
+        </w:tc>
+        <w:tc>
+          <w:tcPr>
+            <w:tcW w:type="dxa" w:w="4200"/>
+            <w:vAlign w:val="center"/>
+            <w:tcMar>
+              <w:top w:w="70" w:type="dxa"/>
+              <w:bottom w:w="70" w:type="dxa"/>
+              <w:start w:w="90" w:type="dxa"/>
+              <w:end w:w="90" w:type="dxa"/>
+            </w:tcMar>
+            <w:tcBorders>
+              <w:top w:val="single" w:sz="6" w:color="808080"/>
+              <w:left w:val="single" w:sz="6" w:color="808080"/>
+              <w:bottom w:val="single" w:sz="6" w:color="808080"/>
+              <w:right w:val="single" w:sz="6" w:color="808080"/>
+              <w:insideH w:val="single" w:sz="6" w:color="808080"/>
+              <w:insideV w:val="single" w:sz="6" w:color="808080"/>
+            </w:tcBorders>
+          </w:tcPr>
+          <w:p>
+            <w:pPr>
+              <w:spacing w:after="0"/>
+            </w:pPr>
+            <w:r>
+              <w:rPr>
+                <w:rFonts w:ascii="Times New Roman" w:hAnsi="Times New Roman" w:eastAsia="Malgun Gothic"/>
+                <w:b w:val="0"/>
+                <w:i w:val="0"/>
+                <w:color w:val="000000"/>
+                <w:sz w:val="18"/>
+              </w:rPr>
+              <w:t>기저귀를 갈 수 있는 곳이 있나요?</w:t>
             </w:r>
           </w:p>
         </w:tc>
@@ -2374,7 +3397,7 @@
           <w:color w:val="000000"/>
           <w:sz w:val="22"/>
         </w:rPr>
-        <w:t>Reading 3: Joining a Guided Tour</w:t>
+        <w:t>Reading 3: Joining a Family Activity</w:t>
       </w:r>
     </w:p>
     <w:p>
@@ -2399,7 +3422,7 @@
           <w:color w:val="000000"/>
           <w:sz w:val="20"/>
         </w:rPr>
-        <w:t>Hi. I'd like to join the guided tour.</w:t>
+        <w:t>Hi. We'd like to join the family tour.</w:t>
       </w:r>
     </w:p>
     <w:p>
@@ -2449,6 +3472,106 @@
           <w:color w:val="000000"/>
           <w:sz w:val="20"/>
         </w:rPr>
+        <w:t>Is the tour suitable for a two-year-old?</w:t>
+      </w:r>
+    </w:p>
+    <w:p>
+      <w:pPr>
+        <w:spacing w:after="0"/>
+      </w:pPr>
+      <w:r>
+        <w:rPr>
+          <w:rFonts w:ascii="Times New Roman" w:hAnsi="Times New Roman" w:eastAsia="Malgun Gothic"/>
+          <w:b/>
+          <w:i w:val="0"/>
+          <w:color w:val="000000"/>
+          <w:sz w:val="20"/>
+        </w:rPr>
+        <w:t xml:space="preserve">Guide: </w:t>
+      </w:r>
+      <w:r>
+        <w:rPr>
+          <w:rFonts w:ascii="Times New Roman" w:hAnsi="Times New Roman" w:eastAsia="Malgun Gothic"/>
+          <w:b w:val="0"/>
+          <w:i w:val="0"/>
+          <w:color w:val="000000"/>
+          <w:sz w:val="20"/>
+        </w:rPr>
+        <w:t>Yes. It's slow and easy for families.</w:t>
+      </w:r>
+    </w:p>
+    <w:p>
+      <w:pPr>
+        <w:spacing w:after="0"/>
+      </w:pPr>
+      <w:r>
+        <w:rPr>
+          <w:rFonts w:ascii="Times New Roman" w:hAnsi="Times New Roman" w:eastAsia="Malgun Gothic"/>
+          <w:b/>
+          <w:i w:val="0"/>
+          <w:color w:val="000000"/>
+          <w:sz w:val="20"/>
+        </w:rPr>
+        <w:t xml:space="preserve">Guest: </w:t>
+      </w:r>
+      <w:r>
+        <w:rPr>
+          <w:rFonts w:ascii="Times New Roman" w:hAnsi="Times New Roman" w:eastAsia="Malgun Gothic"/>
+          <w:b w:val="0"/>
+          <w:i w:val="0"/>
+          <w:color w:val="000000"/>
+          <w:sz w:val="20"/>
+        </w:rPr>
+        <w:t>Is it okay if my daughter gets tired and we leave early?</w:t>
+      </w:r>
+    </w:p>
+    <w:p>
+      <w:pPr>
+        <w:spacing w:after="0"/>
+      </w:pPr>
+      <w:r>
+        <w:rPr>
+          <w:rFonts w:ascii="Times New Roman" w:hAnsi="Times New Roman" w:eastAsia="Malgun Gothic"/>
+          <w:b/>
+          <w:i w:val="0"/>
+          <w:color w:val="000000"/>
+          <w:sz w:val="20"/>
+        </w:rPr>
+        <w:t xml:space="preserve">Guide: </w:t>
+      </w:r>
+      <w:r>
+        <w:rPr>
+          <w:rFonts w:ascii="Times New Roman" w:hAnsi="Times New Roman" w:eastAsia="Malgun Gothic"/>
+          <w:b w:val="0"/>
+          <w:i w:val="0"/>
+          <w:color w:val="000000"/>
+          <w:sz w:val="20"/>
+        </w:rPr>
+        <w:t>Absolutely. You can leave at any time.</w:t>
+      </w:r>
+    </w:p>
+    <w:p>
+      <w:pPr>
+        <w:spacing w:after="0"/>
+      </w:pPr>
+      <w:r>
+        <w:rPr>
+          <w:rFonts w:ascii="Times New Roman" w:hAnsi="Times New Roman" w:eastAsia="Malgun Gothic"/>
+          <w:b/>
+          <w:i w:val="0"/>
+          <w:color w:val="000000"/>
+          <w:sz w:val="20"/>
+        </w:rPr>
+        <w:t xml:space="preserve">Guest: </w:t>
+      </w:r>
+      <w:r>
+        <w:rPr>
+          <w:rFonts w:ascii="Times New Roman" w:hAnsi="Times New Roman" w:eastAsia="Malgun Gothic"/>
+          <w:b w:val="0"/>
+          <w:i w:val="0"/>
+          <w:color w:val="000000"/>
+          <w:sz w:val="20"/>
+        </w:rPr>
         <w:t>Will there be a lot of walking?</w:t>
       </w:r>
     </w:p>
@@ -2499,7 +3622,7 @@
           <w:color w:val="000000"/>
           <w:sz w:val="20"/>
         </w:rPr>
-        <w:t>Is it okay if I leave early?</w:t>
+        <w:t>Can I bring the stroller on the tour?</w:t>
       </w:r>
     </w:p>
     <w:p>
@@ -2524,7 +3647,7 @@
           <w:color w:val="000000"/>
           <w:sz w:val="20"/>
         </w:rPr>
-        <w:t>Absolutely. You can leave at any time.</w:t>
+        <w:t>Yes. The whole route is stroller-friendly.</w:t>
       </w:r>
     </w:p>
     <w:p>
@@ -2549,12 +3672,87 @@
           <w:color w:val="000000"/>
           <w:sz w:val="20"/>
         </w:rPr>
-        <w:t>Great. Where does the tour start?</w:t>
-      </w:r>
-    </w:p>
-    <w:p>
-      <w:pPr>
-        <w:spacing w:after="60"/>
+        <w:t>Is there a restroom we can use during the tour?</w:t>
+      </w:r>
+    </w:p>
+    <w:p>
+      <w:pPr>
+        <w:spacing w:after="0"/>
+      </w:pPr>
+      <w:r>
+        <w:rPr>
+          <w:rFonts w:ascii="Times New Roman" w:hAnsi="Times New Roman" w:eastAsia="Malgun Gothic"/>
+          <w:b/>
+          <w:i w:val="0"/>
+          <w:color w:val="000000"/>
+          <w:sz w:val="20"/>
+        </w:rPr>
+        <w:t xml:space="preserve">Guide: </w:t>
+      </w:r>
+      <w:r>
+        <w:rPr>
+          <w:rFonts w:ascii="Times New Roman" w:hAnsi="Times New Roman" w:eastAsia="Malgun Gothic"/>
+          <w:b w:val="0"/>
+          <w:i w:val="0"/>
+          <w:color w:val="000000"/>
+          <w:sz w:val="20"/>
+        </w:rPr>
+        <w:t>Yes. We stop near a restroom halfway through.</w:t>
+      </w:r>
+    </w:p>
+    <w:p>
+      <w:pPr>
+        <w:spacing w:after="0"/>
+      </w:pPr>
+      <w:r>
+        <w:rPr>
+          <w:rFonts w:ascii="Times New Roman" w:hAnsi="Times New Roman" w:eastAsia="Malgun Gothic"/>
+          <w:b/>
+          <w:i w:val="0"/>
+          <w:color w:val="000000"/>
+          <w:sz w:val="20"/>
+        </w:rPr>
+        <w:t xml:space="preserve">Guest: </w:t>
+      </w:r>
+      <w:r>
+        <w:rPr>
+          <w:rFonts w:ascii="Times New Roman" w:hAnsi="Times New Roman" w:eastAsia="Malgun Gothic"/>
+          <w:b w:val="0"/>
+          <w:i w:val="0"/>
+          <w:color w:val="000000"/>
+          <w:sz w:val="20"/>
+        </w:rPr>
+        <w:t>That sounds perfect for us. Where do we meet?</w:t>
+      </w:r>
+    </w:p>
+    <w:p>
+      <w:pPr>
+        <w:spacing w:after="0"/>
+      </w:pPr>
+      <w:r>
+        <w:rPr>
+          <w:rFonts w:ascii="Times New Roman" w:hAnsi="Times New Roman" w:eastAsia="Malgun Gothic"/>
+          <w:b/>
+          <w:i w:val="0"/>
+          <w:color w:val="000000"/>
+          <w:sz w:val="20"/>
+        </w:rPr>
+        <w:t xml:space="preserve">Guide: </w:t>
+      </w:r>
+      <w:r>
+        <w:rPr>
+          <w:rFonts w:ascii="Times New Roman" w:hAnsi="Times New Roman" w:eastAsia="Malgun Gothic"/>
+          <w:b w:val="0"/>
+          <w:i w:val="0"/>
+          <w:color w:val="000000"/>
+          <w:sz w:val="20"/>
+        </w:rPr>
+        <w:t>Right here at the main gate in ten minutes.</w:t>
+      </w:r>
+    </w:p>
+    <w:p>
+      <w:pPr>
+        <w:spacing w:after="80"/>
       </w:pPr>
     </w:p>
     <w:p>
@@ -2832,7 +4030,7 @@
                 <w:color w:val="000000"/>
                 <w:sz w:val="18"/>
               </w:rPr>
-              <w:t>guided tour</w:t>
+              <w:t>leave early</w:t>
             </w:r>
           </w:p>
         </w:tc>
@@ -2867,7 +4065,7 @@
                 <w:color w:val="000000"/>
                 <w:sz w:val="18"/>
               </w:rPr>
-              <w:t>가이드 투어</w:t>
+              <w:t>일찍 떠나다</w:t>
             </w:r>
           </w:p>
         </w:tc>
@@ -2904,7 +4102,7 @@
                 <w:color w:val="000000"/>
                 <w:sz w:val="18"/>
               </w:rPr>
-              <w:t>leave early</w:t>
+              <w:t>at any time</w:t>
             </w:r>
           </w:p>
         </w:tc>
@@ -2939,7 +4137,7 @@
                 <w:color w:val="000000"/>
                 <w:sz w:val="18"/>
               </w:rPr>
-              <w:t>일찍 떠나다</w:t>
+              <w:t>언제든지</w:t>
             </w:r>
           </w:p>
         </w:tc>
@@ -2976,7 +4174,7 @@
                 <w:color w:val="000000"/>
                 <w:sz w:val="18"/>
               </w:rPr>
-              <w:t>at any time</w:t>
+              <w:t>a lot of walking</w:t>
             </w:r>
           </w:p>
         </w:tc>
@@ -3011,7 +4209,7 @@
                 <w:color w:val="000000"/>
                 <w:sz w:val="18"/>
               </w:rPr>
-              <w:t>언제든지</w:t>
+              <w:t>많이 걷는 것</w:t>
             </w:r>
           </w:p>
         </w:tc>
@@ -3084,6 +4282,222 @@
                 <w:sz w:val="18"/>
               </w:rPr>
               <w:t>여러 차례 휴식</w:t>
+            </w:r>
+          </w:p>
+        </w:tc>
+      </w:tr>
+      <w:tr>
+        <w:tc>
+          <w:tcPr>
+            <w:tcW w:type="dxa" w:w="3000"/>
+            <w:vAlign w:val="center"/>
+            <w:tcMar>
+              <w:top w:w="70" w:type="dxa"/>
+              <w:bottom w:w="70" w:type="dxa"/>
+              <w:start w:w="90" w:type="dxa"/>
+              <w:end w:w="90" w:type="dxa"/>
+            </w:tcMar>
+            <w:tcBorders>
+              <w:top w:val="single" w:sz="6" w:color="808080"/>
+              <w:left w:val="single" w:sz="6" w:color="808080"/>
+              <w:bottom w:val="single" w:sz="6" w:color="808080"/>
+              <w:right w:val="single" w:sz="6" w:color="808080"/>
+              <w:insideH w:val="single" w:sz="6" w:color="808080"/>
+              <w:insideV w:val="single" w:sz="6" w:color="808080"/>
+            </w:tcBorders>
+          </w:tcPr>
+          <w:p>
+            <w:pPr>
+              <w:spacing w:after="0"/>
+            </w:pPr>
+            <w:r>
+              <w:rPr>
+                <w:rFonts w:ascii="Times New Roman" w:hAnsi="Times New Roman" w:eastAsia="Malgun Gothic"/>
+                <w:b w:val="0"/>
+                <w:i w:val="0"/>
+                <w:color w:val="000000"/>
+                <w:sz w:val="18"/>
+              </w:rPr>
+              <w:t>suitable</w:t>
+            </w:r>
+          </w:p>
+        </w:tc>
+        <w:tc>
+          <w:tcPr>
+            <w:tcW w:type="dxa" w:w="6000"/>
+            <w:vAlign w:val="center"/>
+            <w:tcMar>
+              <w:top w:w="70" w:type="dxa"/>
+              <w:bottom w:w="70" w:type="dxa"/>
+              <w:start w:w="90" w:type="dxa"/>
+              <w:end w:w="90" w:type="dxa"/>
+            </w:tcMar>
+            <w:tcBorders>
+              <w:top w:val="single" w:sz="6" w:color="808080"/>
+              <w:left w:val="single" w:sz="6" w:color="808080"/>
+              <w:bottom w:val="single" w:sz="6" w:color="808080"/>
+              <w:right w:val="single" w:sz="6" w:color="808080"/>
+              <w:insideH w:val="single" w:sz="6" w:color="808080"/>
+              <w:insideV w:val="single" w:sz="6" w:color="808080"/>
+            </w:tcBorders>
+          </w:tcPr>
+          <w:p>
+            <w:pPr>
+              <w:spacing w:after="0"/>
+            </w:pPr>
+            <w:r>
+              <w:rPr>
+                <w:rFonts w:ascii="Times New Roman" w:hAnsi="Times New Roman" w:eastAsia="Malgun Gothic"/>
+                <w:b w:val="0"/>
+                <w:i w:val="0"/>
+                <w:color w:val="000000"/>
+                <w:sz w:val="18"/>
+              </w:rPr>
+              <w:t>적합한</w:t>
+            </w:r>
+          </w:p>
+        </w:tc>
+      </w:tr>
+      <w:tr>
+        <w:tc>
+          <w:tcPr>
+            <w:tcW w:type="dxa" w:w="3000"/>
+            <w:vAlign w:val="center"/>
+            <w:tcMar>
+              <w:top w:w="70" w:type="dxa"/>
+              <w:bottom w:w="70" w:type="dxa"/>
+              <w:start w:w="90" w:type="dxa"/>
+              <w:end w:w="90" w:type="dxa"/>
+            </w:tcMar>
+            <w:tcBorders>
+              <w:top w:val="single" w:sz="6" w:color="808080"/>
+              <w:left w:val="single" w:sz="6" w:color="808080"/>
+              <w:bottom w:val="single" w:sz="6" w:color="808080"/>
+              <w:right w:val="single" w:sz="6" w:color="808080"/>
+              <w:insideH w:val="single" w:sz="6" w:color="808080"/>
+              <w:insideV w:val="single" w:sz="6" w:color="808080"/>
+            </w:tcBorders>
+          </w:tcPr>
+          <w:p>
+            <w:pPr>
+              <w:spacing w:after="0"/>
+            </w:pPr>
+            <w:r>
+              <w:rPr>
+                <w:rFonts w:ascii="Times New Roman" w:hAnsi="Times New Roman" w:eastAsia="Malgun Gothic"/>
+                <w:b w:val="0"/>
+                <w:i w:val="0"/>
+                <w:color w:val="000000"/>
+                <w:sz w:val="18"/>
+              </w:rPr>
+              <w:t>route</w:t>
+            </w:r>
+          </w:p>
+        </w:tc>
+        <w:tc>
+          <w:tcPr>
+            <w:tcW w:type="dxa" w:w="6000"/>
+            <w:vAlign w:val="center"/>
+            <w:tcMar>
+              <w:top w:w="70" w:type="dxa"/>
+              <w:bottom w:w="70" w:type="dxa"/>
+              <w:start w:w="90" w:type="dxa"/>
+              <w:end w:w="90" w:type="dxa"/>
+            </w:tcMar>
+            <w:tcBorders>
+              <w:top w:val="single" w:sz="6" w:color="808080"/>
+              <w:left w:val="single" w:sz="6" w:color="808080"/>
+              <w:bottom w:val="single" w:sz="6" w:color="808080"/>
+              <w:right w:val="single" w:sz="6" w:color="808080"/>
+              <w:insideH w:val="single" w:sz="6" w:color="808080"/>
+              <w:insideV w:val="single" w:sz="6" w:color="808080"/>
+            </w:tcBorders>
+          </w:tcPr>
+          <w:p>
+            <w:pPr>
+              <w:spacing w:after="0"/>
+            </w:pPr>
+            <w:r>
+              <w:rPr>
+                <w:rFonts w:ascii="Times New Roman" w:hAnsi="Times New Roman" w:eastAsia="Malgun Gothic"/>
+                <w:b w:val="0"/>
+                <w:i w:val="0"/>
+                <w:color w:val="000000"/>
+                <w:sz w:val="18"/>
+              </w:rPr>
+              <w:t>경로, 길</w:t>
+            </w:r>
+          </w:p>
+        </w:tc>
+      </w:tr>
+      <w:tr>
+        <w:tc>
+          <w:tcPr>
+            <w:tcW w:type="dxa" w:w="3000"/>
+            <w:vAlign w:val="center"/>
+            <w:tcMar>
+              <w:top w:w="70" w:type="dxa"/>
+              <w:bottom w:w="70" w:type="dxa"/>
+              <w:start w:w="90" w:type="dxa"/>
+              <w:end w:w="90" w:type="dxa"/>
+            </w:tcMar>
+            <w:tcBorders>
+              <w:top w:val="single" w:sz="6" w:color="808080"/>
+              <w:left w:val="single" w:sz="6" w:color="808080"/>
+              <w:bottom w:val="single" w:sz="6" w:color="808080"/>
+              <w:right w:val="single" w:sz="6" w:color="808080"/>
+              <w:insideH w:val="single" w:sz="6" w:color="808080"/>
+              <w:insideV w:val="single" w:sz="6" w:color="808080"/>
+            </w:tcBorders>
+          </w:tcPr>
+          <w:p>
+            <w:pPr>
+              <w:spacing w:after="0"/>
+            </w:pPr>
+            <w:r>
+              <w:rPr>
+                <w:rFonts w:ascii="Times New Roman" w:hAnsi="Times New Roman" w:eastAsia="Malgun Gothic"/>
+                <w:b w:val="0"/>
+                <w:i w:val="0"/>
+                <w:color w:val="000000"/>
+                <w:sz w:val="18"/>
+              </w:rPr>
+              <w:t>halfway through</w:t>
+            </w:r>
+          </w:p>
+        </w:tc>
+        <w:tc>
+          <w:tcPr>
+            <w:tcW w:type="dxa" w:w="6000"/>
+            <w:vAlign w:val="center"/>
+            <w:tcMar>
+              <w:top w:w="70" w:type="dxa"/>
+              <w:bottom w:w="70" w:type="dxa"/>
+              <w:start w:w="90" w:type="dxa"/>
+              <w:end w:w="90" w:type="dxa"/>
+            </w:tcMar>
+            <w:tcBorders>
+              <w:top w:val="single" w:sz="6" w:color="808080"/>
+              <w:left w:val="single" w:sz="6" w:color="808080"/>
+              <w:bottom w:val="single" w:sz="6" w:color="808080"/>
+              <w:right w:val="single" w:sz="6" w:color="808080"/>
+              <w:insideH w:val="single" w:sz="6" w:color="808080"/>
+              <w:insideV w:val="single" w:sz="6" w:color="808080"/>
+            </w:tcBorders>
+          </w:tcPr>
+          <w:p>
+            <w:pPr>
+              <w:spacing w:after="0"/>
+            </w:pPr>
+            <w:r>
+              <w:rPr>
+                <w:rFonts w:ascii="Times New Roman" w:hAnsi="Times New Roman" w:eastAsia="Malgun Gothic"/>
+                <w:b w:val="0"/>
+                <w:i w:val="0"/>
+                <w:color w:val="000000"/>
+                <w:sz w:val="18"/>
+              </w:rPr>
+              <w:t>중간쯤에</w:t>
             </w:r>
           </w:p>
         </w:tc>
@@ -3225,7 +4639,7 @@
                 <w:color w:val="000000"/>
                 <w:sz w:val="18"/>
               </w:rPr>
-              <w:t>I'd like to join the guided tour.</w:t>
+              <w:t>We'd like to join the family tour.</w:t>
             </w:r>
           </w:p>
         </w:tc>
@@ -3260,7 +4674,7 @@
                 <w:color w:val="000000"/>
                 <w:sz w:val="18"/>
               </w:rPr>
-              <w:t>가이드 투어에 참여하고 싶어요.</w:t>
+              <w:t>가족 투어에 참여하고 싶어요.</w:t>
             </w:r>
           </w:p>
         </w:tc>
@@ -3369,7 +4783,7 @@
                 <w:color w:val="000000"/>
                 <w:sz w:val="18"/>
               </w:rPr>
-              <w:t>Will there be a lot of walking?</w:t>
+              <w:t>Is it okay if we leave early?</w:t>
             </w:r>
           </w:p>
         </w:tc>
@@ -3404,7 +4818,7 @@
                 <w:color w:val="000000"/>
                 <w:sz w:val="18"/>
               </w:rPr>
-              <w:t>많이 걸어야 하나요?</w:t>
+              <w:t>일찍 떠나도 괜찮나요?</w:t>
             </w:r>
           </w:p>
         </w:tc>
@@ -3441,7 +4855,7 @@
                 <w:color w:val="000000"/>
                 <w:sz w:val="18"/>
               </w:rPr>
-              <w:t>Is it okay if I leave early?</w:t>
+              <w:t>Will there be a lot of walking?</w:t>
             </w:r>
           </w:p>
         </w:tc>
@@ -3476,7 +4890,151 @@
                 <w:color w:val="000000"/>
                 <w:sz w:val="18"/>
               </w:rPr>
-              <w:t>일찍 떠나도 괜찮나요?</w:t>
+              <w:t>많이 걸어야 하나요?</w:t>
+            </w:r>
+          </w:p>
+        </w:tc>
+      </w:tr>
+      <w:tr>
+        <w:tc>
+          <w:tcPr>
+            <w:tcW w:type="dxa" w:w="4800"/>
+            <w:vAlign w:val="center"/>
+            <w:tcMar>
+              <w:top w:w="70" w:type="dxa"/>
+              <w:bottom w:w="70" w:type="dxa"/>
+              <w:start w:w="90" w:type="dxa"/>
+              <w:end w:w="90" w:type="dxa"/>
+            </w:tcMar>
+            <w:tcBorders>
+              <w:top w:val="single" w:sz="6" w:color="808080"/>
+              <w:left w:val="single" w:sz="6" w:color="808080"/>
+              <w:bottom w:val="single" w:sz="6" w:color="808080"/>
+              <w:right w:val="single" w:sz="6" w:color="808080"/>
+              <w:insideH w:val="single" w:sz="6" w:color="808080"/>
+              <w:insideV w:val="single" w:sz="6" w:color="808080"/>
+            </w:tcBorders>
+          </w:tcPr>
+          <w:p>
+            <w:pPr>
+              <w:spacing w:after="0"/>
+            </w:pPr>
+            <w:r>
+              <w:rPr>
+                <w:rFonts w:ascii="Times New Roman" w:hAnsi="Times New Roman" w:eastAsia="Malgun Gothic"/>
+                <w:b w:val="0"/>
+                <w:i w:val="0"/>
+                <w:color w:val="000000"/>
+                <w:sz w:val="18"/>
+              </w:rPr>
+              <w:t>Is the tour suitable for a two-year-old?</w:t>
+            </w:r>
+          </w:p>
+        </w:tc>
+        <w:tc>
+          <w:tcPr>
+            <w:tcW w:type="dxa" w:w="4200"/>
+            <w:vAlign w:val="center"/>
+            <w:tcMar>
+              <w:top w:w="70" w:type="dxa"/>
+              <w:bottom w:w="70" w:type="dxa"/>
+              <w:start w:w="90" w:type="dxa"/>
+              <w:end w:w="90" w:type="dxa"/>
+            </w:tcMar>
+            <w:tcBorders>
+              <w:top w:val="single" w:sz="6" w:color="808080"/>
+              <w:left w:val="single" w:sz="6" w:color="808080"/>
+              <w:bottom w:val="single" w:sz="6" w:color="808080"/>
+              <w:right w:val="single" w:sz="6" w:color="808080"/>
+              <w:insideH w:val="single" w:sz="6" w:color="808080"/>
+              <w:insideV w:val="single" w:sz="6" w:color="808080"/>
+            </w:tcBorders>
+          </w:tcPr>
+          <w:p>
+            <w:pPr>
+              <w:spacing w:after="0"/>
+            </w:pPr>
+            <w:r>
+              <w:rPr>
+                <w:rFonts w:ascii="Times New Roman" w:hAnsi="Times New Roman" w:eastAsia="Malgun Gothic"/>
+                <w:b w:val="0"/>
+                <w:i w:val="0"/>
+                <w:color w:val="000000"/>
+                <w:sz w:val="18"/>
+              </w:rPr>
+              <w:t>투어가 두 살 아이에게 적합한가요?</w:t>
+            </w:r>
+          </w:p>
+        </w:tc>
+      </w:tr>
+      <w:tr>
+        <w:tc>
+          <w:tcPr>
+            <w:tcW w:type="dxa" w:w="4800"/>
+            <w:vAlign w:val="center"/>
+            <w:tcMar>
+              <w:top w:w="70" w:type="dxa"/>
+              <w:bottom w:w="70" w:type="dxa"/>
+              <w:start w:w="90" w:type="dxa"/>
+              <w:end w:w="90" w:type="dxa"/>
+            </w:tcMar>
+            <w:tcBorders>
+              <w:top w:val="single" w:sz="6" w:color="808080"/>
+              <w:left w:val="single" w:sz="6" w:color="808080"/>
+              <w:bottom w:val="single" w:sz="6" w:color="808080"/>
+              <w:right w:val="single" w:sz="6" w:color="808080"/>
+              <w:insideH w:val="single" w:sz="6" w:color="808080"/>
+              <w:insideV w:val="single" w:sz="6" w:color="808080"/>
+            </w:tcBorders>
+          </w:tcPr>
+          <w:p>
+            <w:pPr>
+              <w:spacing w:after="0"/>
+            </w:pPr>
+            <w:r>
+              <w:rPr>
+                <w:rFonts w:ascii="Times New Roman" w:hAnsi="Times New Roman" w:eastAsia="Malgun Gothic"/>
+                <w:b w:val="0"/>
+                <w:i w:val="0"/>
+                <w:color w:val="000000"/>
+                <w:sz w:val="18"/>
+              </w:rPr>
+              <w:t>Can I bring the stroller on the tour?</w:t>
+            </w:r>
+          </w:p>
+        </w:tc>
+        <w:tc>
+          <w:tcPr>
+            <w:tcW w:type="dxa" w:w="4200"/>
+            <w:vAlign w:val="center"/>
+            <w:tcMar>
+              <w:top w:w="70" w:type="dxa"/>
+              <w:bottom w:w="70" w:type="dxa"/>
+              <w:start w:w="90" w:type="dxa"/>
+              <w:end w:w="90" w:type="dxa"/>
+            </w:tcMar>
+            <w:tcBorders>
+              <w:top w:val="single" w:sz="6" w:color="808080"/>
+              <w:left w:val="single" w:sz="6" w:color="808080"/>
+              <w:bottom w:val="single" w:sz="6" w:color="808080"/>
+              <w:right w:val="single" w:sz="6" w:color="808080"/>
+              <w:insideH w:val="single" w:sz="6" w:color="808080"/>
+              <w:insideV w:val="single" w:sz="6" w:color="808080"/>
+            </w:tcBorders>
+          </w:tcPr>
+          <w:p>
+            <w:pPr>
+              <w:spacing w:after="0"/>
+            </w:pPr>
+            <w:r>
+              <w:rPr>
+                <w:rFonts w:ascii="Times New Roman" w:hAnsi="Times New Roman" w:eastAsia="Malgun Gothic"/>
+                <w:b w:val="0"/>
+                <w:i w:val="0"/>
+                <w:color w:val="000000"/>
+                <w:sz w:val="18"/>
+              </w:rPr>
+              <w:t>투어에 유모차를 가져가도 되나요?</w:t>
             </w:r>
           </w:p>
         </w:tc>
@@ -3485,6 +5043,1428 @@
     <w:p>
       <w:pPr>
         <w:spacing w:after="100"/>
+      </w:pPr>
+    </w:p>
+    <w:p>
+      <w:pPr>
+        <w:spacing w:before="120" w:after="40"/>
+      </w:pPr>
+      <w:r>
+        <w:rPr>
+          <w:rFonts w:ascii="Times New Roman" w:hAnsi="Times New Roman" w:eastAsia="Malgun Gothic"/>
+          <w:b/>
+          <w:i/>
+          <w:color w:val="000000"/>
+          <w:sz w:val="22"/>
+        </w:rPr>
+        <w:t>Reading 4: Visiting the Zoo</w:t>
+      </w:r>
+    </w:p>
+    <w:p>
+      <w:pPr>
+        <w:spacing w:after="0"/>
+      </w:pPr>
+      <w:r>
+        <w:rPr>
+          <w:rFonts w:ascii="Times New Roman" w:hAnsi="Times New Roman" w:eastAsia="Malgun Gothic"/>
+          <w:b/>
+          <w:i w:val="0"/>
+          <w:color w:val="000000"/>
+          <w:sz w:val="20"/>
+        </w:rPr>
+        <w:t xml:space="preserve">Visitor: </w:t>
+      </w:r>
+      <w:r>
+        <w:rPr>
+          <w:rFonts w:ascii="Times New Roman" w:hAnsi="Times New Roman" w:eastAsia="Malgun Gothic"/>
+          <w:b w:val="0"/>
+          <w:i w:val="0"/>
+          <w:color w:val="000000"/>
+          <w:sz w:val="20"/>
+        </w:rPr>
+        <w:t>Hello. I'd like tickets for the zoo, please.</w:t>
+      </w:r>
+    </w:p>
+    <w:p>
+      <w:pPr>
+        <w:spacing w:after="0"/>
+      </w:pPr>
+      <w:r>
+        <w:rPr>
+          <w:rFonts w:ascii="Times New Roman" w:hAnsi="Times New Roman" w:eastAsia="Malgun Gothic"/>
+          <w:b/>
+          <w:i w:val="0"/>
+          <w:color w:val="000000"/>
+          <w:sz w:val="20"/>
+        </w:rPr>
+        <w:t xml:space="preserve">Staff: </w:t>
+      </w:r>
+      <w:r>
+        <w:rPr>
+          <w:rFonts w:ascii="Times New Roman" w:hAnsi="Times New Roman" w:eastAsia="Malgun Gothic"/>
+          <w:b w:val="0"/>
+          <w:i w:val="0"/>
+          <w:color w:val="000000"/>
+          <w:sz w:val="20"/>
+        </w:rPr>
+        <w:t>Sure. Children under three can enter for free.</w:t>
+      </w:r>
+    </w:p>
+    <w:p>
+      <w:pPr>
+        <w:spacing w:after="0"/>
+      </w:pPr>
+      <w:r>
+        <w:rPr>
+          <w:rFonts w:ascii="Times New Roman" w:hAnsi="Times New Roman" w:eastAsia="Malgun Gothic"/>
+          <w:b/>
+          <w:i w:val="0"/>
+          <w:color w:val="000000"/>
+          <w:sz w:val="20"/>
+        </w:rPr>
+        <w:t xml:space="preserve">Visitor: </w:t>
+      </w:r>
+      <w:r>
+        <w:rPr>
+          <w:rFonts w:ascii="Times New Roman" w:hAnsi="Times New Roman" w:eastAsia="Malgun Gothic"/>
+          <w:b w:val="0"/>
+          <w:i w:val="0"/>
+          <w:color w:val="000000"/>
+          <w:sz w:val="20"/>
+        </w:rPr>
+        <w:t>My daughter is two, so one adult ticket, please.</w:t>
+      </w:r>
+    </w:p>
+    <w:p>
+      <w:pPr>
+        <w:spacing w:after="0"/>
+      </w:pPr>
+      <w:r>
+        <w:rPr>
+          <w:rFonts w:ascii="Times New Roman" w:hAnsi="Times New Roman" w:eastAsia="Malgun Gothic"/>
+          <w:b/>
+          <w:i w:val="0"/>
+          <w:color w:val="000000"/>
+          <w:sz w:val="20"/>
+        </w:rPr>
+        <w:t xml:space="preserve">Staff: </w:t>
+      </w:r>
+      <w:r>
+        <w:rPr>
+          <w:rFonts w:ascii="Times New Roman" w:hAnsi="Times New Roman" w:eastAsia="Malgun Gothic"/>
+          <w:b w:val="0"/>
+          <w:i w:val="0"/>
+          <w:color w:val="000000"/>
+          <w:sz w:val="20"/>
+        </w:rPr>
+        <w:t>All right. Here you are.</w:t>
+      </w:r>
+    </w:p>
+    <w:p>
+      <w:pPr>
+        <w:spacing w:after="0"/>
+      </w:pPr>
+      <w:r>
+        <w:rPr>
+          <w:rFonts w:ascii="Times New Roman" w:hAnsi="Times New Roman" w:eastAsia="Malgun Gothic"/>
+          <w:b/>
+          <w:i w:val="0"/>
+          <w:color w:val="000000"/>
+          <w:sz w:val="20"/>
+        </w:rPr>
+        <w:t xml:space="preserve">Visitor: </w:t>
+      </w:r>
+      <w:r>
+        <w:rPr>
+          <w:rFonts w:ascii="Times New Roman" w:hAnsi="Times New Roman" w:eastAsia="Malgun Gothic"/>
+          <w:b w:val="0"/>
+          <w:i w:val="0"/>
+          <w:color w:val="000000"/>
+          <w:sz w:val="20"/>
+        </w:rPr>
+        <w:t>Thank you. Can I bring a stroller inside the zoo?</w:t>
+      </w:r>
+    </w:p>
+    <w:p>
+      <w:pPr>
+        <w:spacing w:after="0"/>
+      </w:pPr>
+      <w:r>
+        <w:rPr>
+          <w:rFonts w:ascii="Times New Roman" w:hAnsi="Times New Roman" w:eastAsia="Malgun Gothic"/>
+          <w:b/>
+          <w:i w:val="0"/>
+          <w:color w:val="000000"/>
+          <w:sz w:val="20"/>
+        </w:rPr>
+        <w:t xml:space="preserve">Staff: </w:t>
+      </w:r>
+      <w:r>
+        <w:rPr>
+          <w:rFonts w:ascii="Times New Roman" w:hAnsi="Times New Roman" w:eastAsia="Malgun Gothic"/>
+          <w:b w:val="0"/>
+          <w:i w:val="0"/>
+          <w:color w:val="000000"/>
+          <w:sz w:val="20"/>
+        </w:rPr>
+        <w:t>Yes, of course. The paths are wide and flat.</w:t>
+      </w:r>
+    </w:p>
+    <w:p>
+      <w:pPr>
+        <w:spacing w:after="0"/>
+      </w:pPr>
+      <w:r>
+        <w:rPr>
+          <w:rFonts w:ascii="Times New Roman" w:hAnsi="Times New Roman" w:eastAsia="Malgun Gothic"/>
+          <w:b/>
+          <w:i w:val="0"/>
+          <w:color w:val="000000"/>
+          <w:sz w:val="20"/>
+        </w:rPr>
+        <w:t xml:space="preserve">Visitor: </w:t>
+      </w:r>
+      <w:r>
+        <w:rPr>
+          <w:rFonts w:ascii="Times New Roman" w:hAnsi="Times New Roman" w:eastAsia="Malgun Gothic"/>
+          <w:b w:val="0"/>
+          <w:i w:val="0"/>
+          <w:color w:val="000000"/>
+          <w:sz w:val="20"/>
+        </w:rPr>
+        <w:t>Is there a place to feed and change my baby?</w:t>
+      </w:r>
+    </w:p>
+    <w:p>
+      <w:pPr>
+        <w:spacing w:after="0"/>
+      </w:pPr>
+      <w:r>
+        <w:rPr>
+          <w:rFonts w:ascii="Times New Roman" w:hAnsi="Times New Roman" w:eastAsia="Malgun Gothic"/>
+          <w:b/>
+          <w:i w:val="0"/>
+          <w:color w:val="000000"/>
+          <w:sz w:val="20"/>
+        </w:rPr>
+        <w:t xml:space="preserve">Staff: </w:t>
+      </w:r>
+      <w:r>
+        <w:rPr>
+          <w:rFonts w:ascii="Times New Roman" w:hAnsi="Times New Roman" w:eastAsia="Malgun Gothic"/>
+          <w:b w:val="0"/>
+          <w:i w:val="0"/>
+          <w:color w:val="000000"/>
+          <w:sz w:val="20"/>
+        </w:rPr>
+        <w:t>Yes. There's a family room near the entrance.</w:t>
+      </w:r>
+    </w:p>
+    <w:p>
+      <w:pPr>
+        <w:spacing w:after="0"/>
+      </w:pPr>
+      <w:r>
+        <w:rPr>
+          <w:rFonts w:ascii="Times New Roman" w:hAnsi="Times New Roman" w:eastAsia="Malgun Gothic"/>
+          <w:b/>
+          <w:i w:val="0"/>
+          <w:color w:val="000000"/>
+          <w:sz w:val="20"/>
+        </w:rPr>
+        <w:t xml:space="preserve">Visitor: </w:t>
+      </w:r>
+      <w:r>
+        <w:rPr>
+          <w:rFonts w:ascii="Times New Roman" w:hAnsi="Times New Roman" w:eastAsia="Malgun Gothic"/>
+          <w:b w:val="0"/>
+          <w:i w:val="0"/>
+          <w:color w:val="000000"/>
+          <w:sz w:val="20"/>
+        </w:rPr>
+        <w:t>Where can I see the animals that children like most?</w:t>
+      </w:r>
+    </w:p>
+    <w:p>
+      <w:pPr>
+        <w:spacing w:after="0"/>
+      </w:pPr>
+      <w:r>
+        <w:rPr>
+          <w:rFonts w:ascii="Times New Roman" w:hAnsi="Times New Roman" w:eastAsia="Malgun Gothic"/>
+          <w:b/>
+          <w:i w:val="0"/>
+          <w:color w:val="000000"/>
+          <w:sz w:val="20"/>
+        </w:rPr>
+        <w:t xml:space="preserve">Staff: </w:t>
+      </w:r>
+      <w:r>
+        <w:rPr>
+          <w:rFonts w:ascii="Times New Roman" w:hAnsi="Times New Roman" w:eastAsia="Malgun Gothic"/>
+          <w:b w:val="0"/>
+          <w:i w:val="0"/>
+          <w:color w:val="000000"/>
+          <w:sz w:val="20"/>
+        </w:rPr>
+        <w:t>The petting zoo is very popular. It's to your right.</w:t>
+      </w:r>
+    </w:p>
+    <w:p>
+      <w:pPr>
+        <w:spacing w:after="0"/>
+      </w:pPr>
+      <w:r>
+        <w:rPr>
+          <w:rFonts w:ascii="Times New Roman" w:hAnsi="Times New Roman" w:eastAsia="Malgun Gothic"/>
+          <w:b/>
+          <w:i w:val="0"/>
+          <w:color w:val="000000"/>
+          <w:sz w:val="20"/>
+        </w:rPr>
+        <w:t xml:space="preserve">Visitor: </w:t>
+      </w:r>
+      <w:r>
+        <w:rPr>
+          <w:rFonts w:ascii="Times New Roman" w:hAnsi="Times New Roman" w:eastAsia="Malgun Gothic"/>
+          <w:b w:val="0"/>
+          <w:i w:val="0"/>
+          <w:color w:val="000000"/>
+          <w:sz w:val="20"/>
+        </w:rPr>
+        <w:t>Wonderful. What time does the zoo close?</w:t>
+      </w:r>
+    </w:p>
+    <w:p>
+      <w:pPr>
+        <w:spacing w:after="0"/>
+      </w:pPr>
+      <w:r>
+        <w:rPr>
+          <w:rFonts w:ascii="Times New Roman" w:hAnsi="Times New Roman" w:eastAsia="Malgun Gothic"/>
+          <w:b/>
+          <w:i w:val="0"/>
+          <w:color w:val="000000"/>
+          <w:sz w:val="20"/>
+        </w:rPr>
+        <w:t xml:space="preserve">Staff: </w:t>
+      </w:r>
+      <w:r>
+        <w:rPr>
+          <w:rFonts w:ascii="Times New Roman" w:hAnsi="Times New Roman" w:eastAsia="Malgun Gothic"/>
+          <w:b w:val="0"/>
+          <w:i w:val="0"/>
+          <w:color w:val="000000"/>
+          <w:sz w:val="20"/>
+        </w:rPr>
+        <w:t>It closes at six in the evening.</w:t>
+      </w:r>
+    </w:p>
+    <w:p>
+      <w:pPr>
+        <w:spacing w:after="0"/>
+      </w:pPr>
+      <w:r>
+        <w:rPr>
+          <w:rFonts w:ascii="Times New Roman" w:hAnsi="Times New Roman" w:eastAsia="Malgun Gothic"/>
+          <w:b/>
+          <w:i w:val="0"/>
+          <w:color w:val="000000"/>
+          <w:sz w:val="20"/>
+        </w:rPr>
+        <w:t xml:space="preserve">Visitor: </w:t>
+      </w:r>
+      <w:r>
+        <w:rPr>
+          <w:rFonts w:ascii="Times New Roman" w:hAnsi="Times New Roman" w:eastAsia="Malgun Gothic"/>
+          <w:b w:val="0"/>
+          <w:i w:val="0"/>
+          <w:color w:val="000000"/>
+          <w:sz w:val="20"/>
+        </w:rPr>
+        <w:t>Is there a café where we can have lunch?</w:t>
+      </w:r>
+    </w:p>
+    <w:p>
+      <w:pPr>
+        <w:spacing w:after="0"/>
+      </w:pPr>
+      <w:r>
+        <w:rPr>
+          <w:rFonts w:ascii="Times New Roman" w:hAnsi="Times New Roman" w:eastAsia="Malgun Gothic"/>
+          <w:b/>
+          <w:i w:val="0"/>
+          <w:color w:val="000000"/>
+          <w:sz w:val="20"/>
+        </w:rPr>
+        <w:t xml:space="preserve">Staff: </w:t>
+      </w:r>
+      <w:r>
+        <w:rPr>
+          <w:rFonts w:ascii="Times New Roman" w:hAnsi="Times New Roman" w:eastAsia="Malgun Gothic"/>
+          <w:b w:val="0"/>
+          <w:i w:val="0"/>
+          <w:color w:val="000000"/>
+          <w:sz w:val="20"/>
+        </w:rPr>
+        <w:t>Yes. There's a family café next to the petting zoo.</w:t>
+      </w:r>
+    </w:p>
+    <w:p>
+      <w:pPr>
+        <w:spacing w:after="0"/>
+      </w:pPr>
+      <w:r>
+        <w:rPr>
+          <w:rFonts w:ascii="Times New Roman" w:hAnsi="Times New Roman" w:eastAsia="Malgun Gothic"/>
+          <w:b/>
+          <w:i w:val="0"/>
+          <w:color w:val="000000"/>
+          <w:sz w:val="20"/>
+        </w:rPr>
+        <w:t xml:space="preserve">Visitor: </w:t>
+      </w:r>
+      <w:r>
+        <w:rPr>
+          <w:rFonts w:ascii="Times New Roman" w:hAnsi="Times New Roman" w:eastAsia="Malgun Gothic"/>
+          <w:b w:val="0"/>
+          <w:i w:val="0"/>
+          <w:color w:val="000000"/>
+          <w:sz w:val="20"/>
+        </w:rPr>
+        <w:t>Thank you so much for your help.</w:t>
+      </w:r>
+    </w:p>
+    <w:p>
+      <w:pPr>
+        <w:spacing w:after="0"/>
+      </w:pPr>
+      <w:r>
+        <w:rPr>
+          <w:rFonts w:ascii="Times New Roman" w:hAnsi="Times New Roman" w:eastAsia="Malgun Gothic"/>
+          <w:b/>
+          <w:i w:val="0"/>
+          <w:color w:val="000000"/>
+          <w:sz w:val="20"/>
+        </w:rPr>
+        <w:t xml:space="preserve">Staff: </w:t>
+      </w:r>
+      <w:r>
+        <w:rPr>
+          <w:rFonts w:ascii="Times New Roman" w:hAnsi="Times New Roman" w:eastAsia="Malgun Gothic"/>
+          <w:b w:val="0"/>
+          <w:i w:val="0"/>
+          <w:color w:val="000000"/>
+          <w:sz w:val="20"/>
+        </w:rPr>
+        <w:t>You're welcome. Have a wonderful time!</w:t>
+      </w:r>
+    </w:p>
+    <w:p>
+      <w:pPr>
+        <w:spacing w:after="80"/>
+      </w:pPr>
+    </w:p>
+    <w:p>
+      <w:pPr>
+        <w:spacing w:after="0"/>
+      </w:pPr>
+      <w:r>
+        <w:rPr>
+          <w:rFonts w:ascii="Times New Roman" w:hAnsi="Times New Roman" w:eastAsia="Malgun Gothic"/>
+          <w:b/>
+          <w:i w:val="0"/>
+          <w:color w:val="000000"/>
+          <w:sz w:val="20"/>
+        </w:rPr>
+        <w:t>Vocabulary</w:t>
+      </w:r>
+    </w:p>
+    <w:tbl>
+      <w:tblPr>
+        <w:tblW w:type="dxa" w:w="9000"/>
+        <w:tblLayout w:type="fixed"/>
+        <w:tblLook w:firstColumn="1" w:firstRow="1" w:lastColumn="0" w:lastRow="0" w:noHBand="0" w:noVBand="1" w:val="04A0"/>
+      </w:tblPr>
+      <w:tblGrid>
+        <w:gridCol w:w="3000"/>
+        <w:gridCol w:w="6000"/>
+      </w:tblGrid>
+      <w:tr>
+        <w:tc>
+          <w:tcPr>
+            <w:tcW w:type="dxa" w:w="3000"/>
+            <w:vAlign w:val="center"/>
+            <w:tcMar>
+              <w:top w:w="70" w:type="dxa"/>
+              <w:bottom w:w="70" w:type="dxa"/>
+              <w:start w:w="90" w:type="dxa"/>
+              <w:end w:w="90" w:type="dxa"/>
+            </w:tcMar>
+            <w:shd w:val="clear" w:fill="F2F2F2"/>
+            <w:tcBorders>
+              <w:top w:val="single" w:sz="6" w:color="808080"/>
+              <w:left w:val="single" w:sz="6" w:color="808080"/>
+              <w:bottom w:val="single" w:sz="6" w:color="808080"/>
+              <w:right w:val="single" w:sz="6" w:color="808080"/>
+              <w:insideH w:val="single" w:sz="6" w:color="808080"/>
+              <w:insideV w:val="single" w:sz="6" w:color="808080"/>
+            </w:tcBorders>
+          </w:tcPr>
+          <w:p>
+            <w:pPr>
+              <w:spacing w:after="0"/>
+            </w:pPr>
+            <w:r>
+              <w:rPr>
+                <w:rFonts w:ascii="Times New Roman" w:hAnsi="Times New Roman" w:eastAsia="Malgun Gothic"/>
+                <w:b/>
+                <w:i w:val="0"/>
+                <w:color w:val="000000"/>
+                <w:sz w:val="18"/>
+              </w:rPr>
+              <w:t>English</w:t>
+            </w:r>
+          </w:p>
+        </w:tc>
+        <w:tc>
+          <w:tcPr>
+            <w:tcW w:type="dxa" w:w="6000"/>
+            <w:vAlign w:val="center"/>
+            <w:tcMar>
+              <w:top w:w="70" w:type="dxa"/>
+              <w:bottom w:w="70" w:type="dxa"/>
+              <w:start w:w="90" w:type="dxa"/>
+              <w:end w:w="90" w:type="dxa"/>
+            </w:tcMar>
+            <w:shd w:val="clear" w:fill="F2F2F2"/>
+            <w:tcBorders>
+              <w:top w:val="single" w:sz="6" w:color="808080"/>
+              <w:left w:val="single" w:sz="6" w:color="808080"/>
+              <w:bottom w:val="single" w:sz="6" w:color="808080"/>
+              <w:right w:val="single" w:sz="6" w:color="808080"/>
+              <w:insideH w:val="single" w:sz="6" w:color="808080"/>
+              <w:insideV w:val="single" w:sz="6" w:color="808080"/>
+            </w:tcBorders>
+          </w:tcPr>
+          <w:p>
+            <w:pPr>
+              <w:spacing w:after="0"/>
+            </w:pPr>
+            <w:r>
+              <w:rPr>
+                <w:rFonts w:ascii="Times New Roman" w:hAnsi="Times New Roman" w:eastAsia="Malgun Gothic"/>
+                <w:b/>
+                <w:i w:val="0"/>
+                <w:color w:val="000000"/>
+                <w:sz w:val="18"/>
+              </w:rPr>
+              <w:t>한국어</w:t>
+            </w:r>
+          </w:p>
+        </w:tc>
+      </w:tr>
+      <w:tr>
+        <w:tc>
+          <w:tcPr>
+            <w:tcW w:type="dxa" w:w="3000"/>
+            <w:vAlign w:val="center"/>
+            <w:tcMar>
+              <w:top w:w="70" w:type="dxa"/>
+              <w:bottom w:w="70" w:type="dxa"/>
+              <w:start w:w="90" w:type="dxa"/>
+              <w:end w:w="90" w:type="dxa"/>
+            </w:tcMar>
+            <w:tcBorders>
+              <w:top w:val="single" w:sz="6" w:color="808080"/>
+              <w:left w:val="single" w:sz="6" w:color="808080"/>
+              <w:bottom w:val="single" w:sz="6" w:color="808080"/>
+              <w:right w:val="single" w:sz="6" w:color="808080"/>
+              <w:insideH w:val="single" w:sz="6" w:color="808080"/>
+              <w:insideV w:val="single" w:sz="6" w:color="808080"/>
+            </w:tcBorders>
+          </w:tcPr>
+          <w:p>
+            <w:pPr>
+              <w:spacing w:after="0"/>
+            </w:pPr>
+            <w:r>
+              <w:rPr>
+                <w:rFonts w:ascii="Times New Roman" w:hAnsi="Times New Roman" w:eastAsia="Malgun Gothic"/>
+                <w:b w:val="0"/>
+                <w:i w:val="0"/>
+                <w:color w:val="000000"/>
+                <w:sz w:val="18"/>
+              </w:rPr>
+              <w:t>zoo</w:t>
+            </w:r>
+          </w:p>
+        </w:tc>
+        <w:tc>
+          <w:tcPr>
+            <w:tcW w:type="dxa" w:w="6000"/>
+            <w:vAlign w:val="center"/>
+            <w:tcMar>
+              <w:top w:w="70" w:type="dxa"/>
+              <w:bottom w:w="70" w:type="dxa"/>
+              <w:start w:w="90" w:type="dxa"/>
+              <w:end w:w="90" w:type="dxa"/>
+            </w:tcMar>
+            <w:tcBorders>
+              <w:top w:val="single" w:sz="6" w:color="808080"/>
+              <w:left w:val="single" w:sz="6" w:color="808080"/>
+              <w:bottom w:val="single" w:sz="6" w:color="808080"/>
+              <w:right w:val="single" w:sz="6" w:color="808080"/>
+              <w:insideH w:val="single" w:sz="6" w:color="808080"/>
+              <w:insideV w:val="single" w:sz="6" w:color="808080"/>
+            </w:tcBorders>
+          </w:tcPr>
+          <w:p>
+            <w:pPr>
+              <w:spacing w:after="0"/>
+            </w:pPr>
+            <w:r>
+              <w:rPr>
+                <w:rFonts w:ascii="Times New Roman" w:hAnsi="Times New Roman" w:eastAsia="Malgun Gothic"/>
+                <w:b w:val="0"/>
+                <w:i w:val="0"/>
+                <w:color w:val="000000"/>
+                <w:sz w:val="18"/>
+              </w:rPr>
+              <w:t>동물원</w:t>
+            </w:r>
+          </w:p>
+        </w:tc>
+      </w:tr>
+      <w:tr>
+        <w:tc>
+          <w:tcPr>
+            <w:tcW w:type="dxa" w:w="3000"/>
+            <w:vAlign w:val="center"/>
+            <w:tcMar>
+              <w:top w:w="70" w:type="dxa"/>
+              <w:bottom w:w="70" w:type="dxa"/>
+              <w:start w:w="90" w:type="dxa"/>
+              <w:end w:w="90" w:type="dxa"/>
+            </w:tcMar>
+            <w:tcBorders>
+              <w:top w:val="single" w:sz="6" w:color="808080"/>
+              <w:left w:val="single" w:sz="6" w:color="808080"/>
+              <w:bottom w:val="single" w:sz="6" w:color="808080"/>
+              <w:right w:val="single" w:sz="6" w:color="808080"/>
+              <w:insideH w:val="single" w:sz="6" w:color="808080"/>
+              <w:insideV w:val="single" w:sz="6" w:color="808080"/>
+            </w:tcBorders>
+          </w:tcPr>
+          <w:p>
+            <w:pPr>
+              <w:spacing w:after="0"/>
+            </w:pPr>
+            <w:r>
+              <w:rPr>
+                <w:rFonts w:ascii="Times New Roman" w:hAnsi="Times New Roman" w:eastAsia="Malgun Gothic"/>
+                <w:b w:val="0"/>
+                <w:i w:val="0"/>
+                <w:color w:val="000000"/>
+                <w:sz w:val="18"/>
+              </w:rPr>
+              <w:t>enter for free</w:t>
+            </w:r>
+          </w:p>
+        </w:tc>
+        <w:tc>
+          <w:tcPr>
+            <w:tcW w:type="dxa" w:w="6000"/>
+            <w:vAlign w:val="center"/>
+            <w:tcMar>
+              <w:top w:w="70" w:type="dxa"/>
+              <w:bottom w:w="70" w:type="dxa"/>
+              <w:start w:w="90" w:type="dxa"/>
+              <w:end w:w="90" w:type="dxa"/>
+            </w:tcMar>
+            <w:tcBorders>
+              <w:top w:val="single" w:sz="6" w:color="808080"/>
+              <w:left w:val="single" w:sz="6" w:color="808080"/>
+              <w:bottom w:val="single" w:sz="6" w:color="808080"/>
+              <w:right w:val="single" w:sz="6" w:color="808080"/>
+              <w:insideH w:val="single" w:sz="6" w:color="808080"/>
+              <w:insideV w:val="single" w:sz="6" w:color="808080"/>
+            </w:tcBorders>
+          </w:tcPr>
+          <w:p>
+            <w:pPr>
+              <w:spacing w:after="0"/>
+            </w:pPr>
+            <w:r>
+              <w:rPr>
+                <w:rFonts w:ascii="Times New Roman" w:hAnsi="Times New Roman" w:eastAsia="Malgun Gothic"/>
+                <w:b w:val="0"/>
+                <w:i w:val="0"/>
+                <w:color w:val="000000"/>
+                <w:sz w:val="18"/>
+              </w:rPr>
+              <w:t>무료 입장하다</w:t>
+            </w:r>
+          </w:p>
+        </w:tc>
+      </w:tr>
+      <w:tr>
+        <w:tc>
+          <w:tcPr>
+            <w:tcW w:type="dxa" w:w="3000"/>
+            <w:vAlign w:val="center"/>
+            <w:tcMar>
+              <w:top w:w="70" w:type="dxa"/>
+              <w:bottom w:w="70" w:type="dxa"/>
+              <w:start w:w="90" w:type="dxa"/>
+              <w:end w:w="90" w:type="dxa"/>
+            </w:tcMar>
+            <w:tcBorders>
+              <w:top w:val="single" w:sz="6" w:color="808080"/>
+              <w:left w:val="single" w:sz="6" w:color="808080"/>
+              <w:bottom w:val="single" w:sz="6" w:color="808080"/>
+              <w:right w:val="single" w:sz="6" w:color="808080"/>
+              <w:insideH w:val="single" w:sz="6" w:color="808080"/>
+              <w:insideV w:val="single" w:sz="6" w:color="808080"/>
+            </w:tcBorders>
+          </w:tcPr>
+          <w:p>
+            <w:pPr>
+              <w:spacing w:after="0"/>
+            </w:pPr>
+            <w:r>
+              <w:rPr>
+                <w:rFonts w:ascii="Times New Roman" w:hAnsi="Times New Roman" w:eastAsia="Malgun Gothic"/>
+                <w:b w:val="0"/>
+                <w:i w:val="0"/>
+                <w:color w:val="000000"/>
+                <w:sz w:val="18"/>
+              </w:rPr>
+              <w:t>wide and flat</w:t>
+            </w:r>
+          </w:p>
+        </w:tc>
+        <w:tc>
+          <w:tcPr>
+            <w:tcW w:type="dxa" w:w="6000"/>
+            <w:vAlign w:val="center"/>
+            <w:tcMar>
+              <w:top w:w="70" w:type="dxa"/>
+              <w:bottom w:w="70" w:type="dxa"/>
+              <w:start w:w="90" w:type="dxa"/>
+              <w:end w:w="90" w:type="dxa"/>
+            </w:tcMar>
+            <w:tcBorders>
+              <w:top w:val="single" w:sz="6" w:color="808080"/>
+              <w:left w:val="single" w:sz="6" w:color="808080"/>
+              <w:bottom w:val="single" w:sz="6" w:color="808080"/>
+              <w:right w:val="single" w:sz="6" w:color="808080"/>
+              <w:insideH w:val="single" w:sz="6" w:color="808080"/>
+              <w:insideV w:val="single" w:sz="6" w:color="808080"/>
+            </w:tcBorders>
+          </w:tcPr>
+          <w:p>
+            <w:pPr>
+              <w:spacing w:after="0"/>
+            </w:pPr>
+            <w:r>
+              <w:rPr>
+                <w:rFonts w:ascii="Times New Roman" w:hAnsi="Times New Roman" w:eastAsia="Malgun Gothic"/>
+                <w:b w:val="0"/>
+                <w:i w:val="0"/>
+                <w:color w:val="000000"/>
+                <w:sz w:val="18"/>
+              </w:rPr>
+              <w:t>넓고 평평한</w:t>
+            </w:r>
+          </w:p>
+        </w:tc>
+      </w:tr>
+      <w:tr>
+        <w:tc>
+          <w:tcPr>
+            <w:tcW w:type="dxa" w:w="3000"/>
+            <w:vAlign w:val="center"/>
+            <w:tcMar>
+              <w:top w:w="70" w:type="dxa"/>
+              <w:bottom w:w="70" w:type="dxa"/>
+              <w:start w:w="90" w:type="dxa"/>
+              <w:end w:w="90" w:type="dxa"/>
+            </w:tcMar>
+            <w:tcBorders>
+              <w:top w:val="single" w:sz="6" w:color="808080"/>
+              <w:left w:val="single" w:sz="6" w:color="808080"/>
+              <w:bottom w:val="single" w:sz="6" w:color="808080"/>
+              <w:right w:val="single" w:sz="6" w:color="808080"/>
+              <w:insideH w:val="single" w:sz="6" w:color="808080"/>
+              <w:insideV w:val="single" w:sz="6" w:color="808080"/>
+            </w:tcBorders>
+          </w:tcPr>
+          <w:p>
+            <w:pPr>
+              <w:spacing w:after="0"/>
+            </w:pPr>
+            <w:r>
+              <w:rPr>
+                <w:rFonts w:ascii="Times New Roman" w:hAnsi="Times New Roman" w:eastAsia="Malgun Gothic"/>
+                <w:b w:val="0"/>
+                <w:i w:val="0"/>
+                <w:color w:val="000000"/>
+                <w:sz w:val="18"/>
+              </w:rPr>
+              <w:t>family room</w:t>
+            </w:r>
+          </w:p>
+        </w:tc>
+        <w:tc>
+          <w:tcPr>
+            <w:tcW w:type="dxa" w:w="6000"/>
+            <w:vAlign w:val="center"/>
+            <w:tcMar>
+              <w:top w:w="70" w:type="dxa"/>
+              <w:bottom w:w="70" w:type="dxa"/>
+              <w:start w:w="90" w:type="dxa"/>
+              <w:end w:w="90" w:type="dxa"/>
+            </w:tcMar>
+            <w:tcBorders>
+              <w:top w:val="single" w:sz="6" w:color="808080"/>
+              <w:left w:val="single" w:sz="6" w:color="808080"/>
+              <w:bottom w:val="single" w:sz="6" w:color="808080"/>
+              <w:right w:val="single" w:sz="6" w:color="808080"/>
+              <w:insideH w:val="single" w:sz="6" w:color="808080"/>
+              <w:insideV w:val="single" w:sz="6" w:color="808080"/>
+            </w:tcBorders>
+          </w:tcPr>
+          <w:p>
+            <w:pPr>
+              <w:spacing w:after="0"/>
+            </w:pPr>
+            <w:r>
+              <w:rPr>
+                <w:rFonts w:ascii="Times New Roman" w:hAnsi="Times New Roman" w:eastAsia="Malgun Gothic"/>
+                <w:b w:val="0"/>
+                <w:i w:val="0"/>
+                <w:color w:val="000000"/>
+                <w:sz w:val="18"/>
+              </w:rPr>
+              <w:t>가족 휴게실(수유·기저귀 교체실)</w:t>
+            </w:r>
+          </w:p>
+        </w:tc>
+      </w:tr>
+      <w:tr>
+        <w:tc>
+          <w:tcPr>
+            <w:tcW w:type="dxa" w:w="3000"/>
+            <w:vAlign w:val="center"/>
+            <w:tcMar>
+              <w:top w:w="70" w:type="dxa"/>
+              <w:bottom w:w="70" w:type="dxa"/>
+              <w:start w:w="90" w:type="dxa"/>
+              <w:end w:w="90" w:type="dxa"/>
+            </w:tcMar>
+            <w:tcBorders>
+              <w:top w:val="single" w:sz="6" w:color="808080"/>
+              <w:left w:val="single" w:sz="6" w:color="808080"/>
+              <w:bottom w:val="single" w:sz="6" w:color="808080"/>
+              <w:right w:val="single" w:sz="6" w:color="808080"/>
+              <w:insideH w:val="single" w:sz="6" w:color="808080"/>
+              <w:insideV w:val="single" w:sz="6" w:color="808080"/>
+            </w:tcBorders>
+          </w:tcPr>
+          <w:p>
+            <w:pPr>
+              <w:spacing w:after="0"/>
+            </w:pPr>
+            <w:r>
+              <w:rPr>
+                <w:rFonts w:ascii="Times New Roman" w:hAnsi="Times New Roman" w:eastAsia="Malgun Gothic"/>
+                <w:b w:val="0"/>
+                <w:i w:val="0"/>
+                <w:color w:val="000000"/>
+                <w:sz w:val="18"/>
+              </w:rPr>
+              <w:t>petting zoo</w:t>
+            </w:r>
+          </w:p>
+        </w:tc>
+        <w:tc>
+          <w:tcPr>
+            <w:tcW w:type="dxa" w:w="6000"/>
+            <w:vAlign w:val="center"/>
+            <w:tcMar>
+              <w:top w:w="70" w:type="dxa"/>
+              <w:bottom w:w="70" w:type="dxa"/>
+              <w:start w:w="90" w:type="dxa"/>
+              <w:end w:w="90" w:type="dxa"/>
+            </w:tcMar>
+            <w:tcBorders>
+              <w:top w:val="single" w:sz="6" w:color="808080"/>
+              <w:left w:val="single" w:sz="6" w:color="808080"/>
+              <w:bottom w:val="single" w:sz="6" w:color="808080"/>
+              <w:right w:val="single" w:sz="6" w:color="808080"/>
+              <w:insideH w:val="single" w:sz="6" w:color="808080"/>
+              <w:insideV w:val="single" w:sz="6" w:color="808080"/>
+            </w:tcBorders>
+          </w:tcPr>
+          <w:p>
+            <w:pPr>
+              <w:spacing w:after="0"/>
+            </w:pPr>
+            <w:r>
+              <w:rPr>
+                <w:rFonts w:ascii="Times New Roman" w:hAnsi="Times New Roman" w:eastAsia="Malgun Gothic"/>
+                <w:b w:val="0"/>
+                <w:i w:val="0"/>
+                <w:color w:val="000000"/>
+                <w:sz w:val="18"/>
+              </w:rPr>
+              <w:t>어린이 동물 체험장</w:t>
+            </w:r>
+          </w:p>
+        </w:tc>
+      </w:tr>
+      <w:tr>
+        <w:tc>
+          <w:tcPr>
+            <w:tcW w:type="dxa" w:w="3000"/>
+            <w:vAlign w:val="center"/>
+            <w:tcMar>
+              <w:top w:w="70" w:type="dxa"/>
+              <w:bottom w:w="70" w:type="dxa"/>
+              <w:start w:w="90" w:type="dxa"/>
+              <w:end w:w="90" w:type="dxa"/>
+            </w:tcMar>
+            <w:tcBorders>
+              <w:top w:val="single" w:sz="6" w:color="808080"/>
+              <w:left w:val="single" w:sz="6" w:color="808080"/>
+              <w:bottom w:val="single" w:sz="6" w:color="808080"/>
+              <w:right w:val="single" w:sz="6" w:color="808080"/>
+              <w:insideH w:val="single" w:sz="6" w:color="808080"/>
+              <w:insideV w:val="single" w:sz="6" w:color="808080"/>
+            </w:tcBorders>
+          </w:tcPr>
+          <w:p>
+            <w:pPr>
+              <w:spacing w:after="0"/>
+            </w:pPr>
+            <w:r>
+              <w:rPr>
+                <w:rFonts w:ascii="Times New Roman" w:hAnsi="Times New Roman" w:eastAsia="Malgun Gothic"/>
+                <w:b w:val="0"/>
+                <w:i w:val="0"/>
+                <w:color w:val="000000"/>
+                <w:sz w:val="18"/>
+              </w:rPr>
+              <w:t>popular</w:t>
+            </w:r>
+          </w:p>
+        </w:tc>
+        <w:tc>
+          <w:tcPr>
+            <w:tcW w:type="dxa" w:w="6000"/>
+            <w:vAlign w:val="center"/>
+            <w:tcMar>
+              <w:top w:w="70" w:type="dxa"/>
+              <w:bottom w:w="70" w:type="dxa"/>
+              <w:start w:w="90" w:type="dxa"/>
+              <w:end w:w="90" w:type="dxa"/>
+            </w:tcMar>
+            <w:tcBorders>
+              <w:top w:val="single" w:sz="6" w:color="808080"/>
+              <w:left w:val="single" w:sz="6" w:color="808080"/>
+              <w:bottom w:val="single" w:sz="6" w:color="808080"/>
+              <w:right w:val="single" w:sz="6" w:color="808080"/>
+              <w:insideH w:val="single" w:sz="6" w:color="808080"/>
+              <w:insideV w:val="single" w:sz="6" w:color="808080"/>
+            </w:tcBorders>
+          </w:tcPr>
+          <w:p>
+            <w:pPr>
+              <w:spacing w:after="0"/>
+            </w:pPr>
+            <w:r>
+              <w:rPr>
+                <w:rFonts w:ascii="Times New Roman" w:hAnsi="Times New Roman" w:eastAsia="Malgun Gothic"/>
+                <w:b w:val="0"/>
+                <w:i w:val="0"/>
+                <w:color w:val="000000"/>
+                <w:sz w:val="18"/>
+              </w:rPr>
+              <w:t>인기 있는</w:t>
+            </w:r>
+          </w:p>
+        </w:tc>
+      </w:tr>
+    </w:tbl>
+    <w:p>
+      <w:pPr>
+        <w:spacing w:after="80"/>
+      </w:pPr>
+    </w:p>
+    <w:p>
+      <w:pPr>
+        <w:spacing w:after="0"/>
+      </w:pPr>
+      <w:r>
+        <w:rPr>
+          <w:rFonts w:ascii="Times New Roman" w:hAnsi="Times New Roman" w:eastAsia="Malgun Gothic"/>
+          <w:b/>
+          <w:i w:val="0"/>
+          <w:color w:val="000000"/>
+          <w:sz w:val="20"/>
+        </w:rPr>
+        <w:t>Useful Expressions</w:t>
+      </w:r>
+    </w:p>
+    <w:tbl>
+      <w:tblPr>
+        <w:tblW w:type="dxa" w:w="9000"/>
+        <w:tblLayout w:type="fixed"/>
+        <w:tblLook w:firstColumn="1" w:firstRow="1" w:lastColumn="0" w:lastRow="0" w:noHBand="0" w:noVBand="1" w:val="04A0"/>
+      </w:tblPr>
+      <w:tblGrid>
+        <w:gridCol w:w="4800"/>
+        <w:gridCol w:w="4200"/>
+      </w:tblGrid>
+      <w:tr>
+        <w:tc>
+          <w:tcPr>
+            <w:tcW w:type="dxa" w:w="4800"/>
+            <w:vAlign w:val="center"/>
+            <w:tcMar>
+              <w:top w:w="70" w:type="dxa"/>
+              <w:bottom w:w="70" w:type="dxa"/>
+              <w:start w:w="90" w:type="dxa"/>
+              <w:end w:w="90" w:type="dxa"/>
+            </w:tcMar>
+            <w:shd w:val="clear" w:fill="F2F2F2"/>
+            <w:tcBorders>
+              <w:top w:val="single" w:sz="6" w:color="808080"/>
+              <w:left w:val="single" w:sz="6" w:color="808080"/>
+              <w:bottom w:val="single" w:sz="6" w:color="808080"/>
+              <w:right w:val="single" w:sz="6" w:color="808080"/>
+              <w:insideH w:val="single" w:sz="6" w:color="808080"/>
+              <w:insideV w:val="single" w:sz="6" w:color="808080"/>
+            </w:tcBorders>
+          </w:tcPr>
+          <w:p>
+            <w:pPr>
+              <w:spacing w:after="0"/>
+            </w:pPr>
+            <w:r>
+              <w:rPr>
+                <w:rFonts w:ascii="Times New Roman" w:hAnsi="Times New Roman" w:eastAsia="Malgun Gothic"/>
+                <w:b/>
+                <w:i w:val="0"/>
+                <w:color w:val="000000"/>
+                <w:sz w:val="18"/>
+              </w:rPr>
+              <w:t>Useful Expression</w:t>
+            </w:r>
+          </w:p>
+        </w:tc>
+        <w:tc>
+          <w:tcPr>
+            <w:tcW w:type="dxa" w:w="4200"/>
+            <w:vAlign w:val="center"/>
+            <w:tcMar>
+              <w:top w:w="70" w:type="dxa"/>
+              <w:bottom w:w="70" w:type="dxa"/>
+              <w:start w:w="90" w:type="dxa"/>
+              <w:end w:w="90" w:type="dxa"/>
+            </w:tcMar>
+            <w:shd w:val="clear" w:fill="F2F2F2"/>
+            <w:tcBorders>
+              <w:top w:val="single" w:sz="6" w:color="808080"/>
+              <w:left w:val="single" w:sz="6" w:color="808080"/>
+              <w:bottom w:val="single" w:sz="6" w:color="808080"/>
+              <w:right w:val="single" w:sz="6" w:color="808080"/>
+              <w:insideH w:val="single" w:sz="6" w:color="808080"/>
+              <w:insideV w:val="single" w:sz="6" w:color="808080"/>
+            </w:tcBorders>
+          </w:tcPr>
+          <w:p>
+            <w:pPr>
+              <w:spacing w:after="0"/>
+            </w:pPr>
+            <w:r>
+              <w:rPr>
+                <w:rFonts w:ascii="Times New Roman" w:hAnsi="Times New Roman" w:eastAsia="Malgun Gothic"/>
+                <w:b/>
+                <w:i w:val="0"/>
+                <w:color w:val="000000"/>
+                <w:sz w:val="18"/>
+              </w:rPr>
+              <w:t>한국어</w:t>
+            </w:r>
+          </w:p>
+        </w:tc>
+      </w:tr>
+      <w:tr>
+        <w:tc>
+          <w:tcPr>
+            <w:tcW w:type="dxa" w:w="4800"/>
+            <w:vAlign w:val="center"/>
+            <w:tcMar>
+              <w:top w:w="70" w:type="dxa"/>
+              <w:bottom w:w="70" w:type="dxa"/>
+              <w:start w:w="90" w:type="dxa"/>
+              <w:end w:w="90" w:type="dxa"/>
+            </w:tcMar>
+            <w:tcBorders>
+              <w:top w:val="single" w:sz="6" w:color="808080"/>
+              <w:left w:val="single" w:sz="6" w:color="808080"/>
+              <w:bottom w:val="single" w:sz="6" w:color="808080"/>
+              <w:right w:val="single" w:sz="6" w:color="808080"/>
+              <w:insideH w:val="single" w:sz="6" w:color="808080"/>
+              <w:insideV w:val="single" w:sz="6" w:color="808080"/>
+            </w:tcBorders>
+          </w:tcPr>
+          <w:p>
+            <w:pPr>
+              <w:spacing w:after="0"/>
+            </w:pPr>
+            <w:r>
+              <w:rPr>
+                <w:rFonts w:ascii="Times New Roman" w:hAnsi="Times New Roman" w:eastAsia="Malgun Gothic"/>
+                <w:b w:val="0"/>
+                <w:i w:val="0"/>
+                <w:color w:val="000000"/>
+                <w:sz w:val="18"/>
+              </w:rPr>
+              <w:t>Children under three can enter for free.</w:t>
+            </w:r>
+          </w:p>
+        </w:tc>
+        <w:tc>
+          <w:tcPr>
+            <w:tcW w:type="dxa" w:w="4200"/>
+            <w:vAlign w:val="center"/>
+            <w:tcMar>
+              <w:top w:w="70" w:type="dxa"/>
+              <w:bottom w:w="70" w:type="dxa"/>
+              <w:start w:w="90" w:type="dxa"/>
+              <w:end w:w="90" w:type="dxa"/>
+            </w:tcMar>
+            <w:tcBorders>
+              <w:top w:val="single" w:sz="6" w:color="808080"/>
+              <w:left w:val="single" w:sz="6" w:color="808080"/>
+              <w:bottom w:val="single" w:sz="6" w:color="808080"/>
+              <w:right w:val="single" w:sz="6" w:color="808080"/>
+              <w:insideH w:val="single" w:sz="6" w:color="808080"/>
+              <w:insideV w:val="single" w:sz="6" w:color="808080"/>
+            </w:tcBorders>
+          </w:tcPr>
+          <w:p>
+            <w:pPr>
+              <w:spacing w:after="0"/>
+            </w:pPr>
+            <w:r>
+              <w:rPr>
+                <w:rFonts w:ascii="Times New Roman" w:hAnsi="Times New Roman" w:eastAsia="Malgun Gothic"/>
+                <w:b w:val="0"/>
+                <w:i w:val="0"/>
+                <w:color w:val="000000"/>
+                <w:sz w:val="18"/>
+              </w:rPr>
+              <w:t>3세 미만은 무료로 입장할 수 있어요.</w:t>
+            </w:r>
+          </w:p>
+        </w:tc>
+      </w:tr>
+      <w:tr>
+        <w:tc>
+          <w:tcPr>
+            <w:tcW w:type="dxa" w:w="4800"/>
+            <w:vAlign w:val="center"/>
+            <w:tcMar>
+              <w:top w:w="70" w:type="dxa"/>
+              <w:bottom w:w="70" w:type="dxa"/>
+              <w:start w:w="90" w:type="dxa"/>
+              <w:end w:w="90" w:type="dxa"/>
+            </w:tcMar>
+            <w:tcBorders>
+              <w:top w:val="single" w:sz="6" w:color="808080"/>
+              <w:left w:val="single" w:sz="6" w:color="808080"/>
+              <w:bottom w:val="single" w:sz="6" w:color="808080"/>
+              <w:right w:val="single" w:sz="6" w:color="808080"/>
+              <w:insideH w:val="single" w:sz="6" w:color="808080"/>
+              <w:insideV w:val="single" w:sz="6" w:color="808080"/>
+            </w:tcBorders>
+          </w:tcPr>
+          <w:p>
+            <w:pPr>
+              <w:spacing w:after="0"/>
+            </w:pPr>
+            <w:r>
+              <w:rPr>
+                <w:rFonts w:ascii="Times New Roman" w:hAnsi="Times New Roman" w:eastAsia="Malgun Gothic"/>
+                <w:b w:val="0"/>
+                <w:i w:val="0"/>
+                <w:color w:val="000000"/>
+                <w:sz w:val="18"/>
+              </w:rPr>
+              <w:t>Can I bring a stroller inside the zoo?</w:t>
+            </w:r>
+          </w:p>
+        </w:tc>
+        <w:tc>
+          <w:tcPr>
+            <w:tcW w:type="dxa" w:w="4200"/>
+            <w:vAlign w:val="center"/>
+            <w:tcMar>
+              <w:top w:w="70" w:type="dxa"/>
+              <w:bottom w:w="70" w:type="dxa"/>
+              <w:start w:w="90" w:type="dxa"/>
+              <w:end w:w="90" w:type="dxa"/>
+            </w:tcMar>
+            <w:tcBorders>
+              <w:top w:val="single" w:sz="6" w:color="808080"/>
+              <w:left w:val="single" w:sz="6" w:color="808080"/>
+              <w:bottom w:val="single" w:sz="6" w:color="808080"/>
+              <w:right w:val="single" w:sz="6" w:color="808080"/>
+              <w:insideH w:val="single" w:sz="6" w:color="808080"/>
+              <w:insideV w:val="single" w:sz="6" w:color="808080"/>
+            </w:tcBorders>
+          </w:tcPr>
+          <w:p>
+            <w:pPr>
+              <w:spacing w:after="0"/>
+            </w:pPr>
+            <w:r>
+              <w:rPr>
+                <w:rFonts w:ascii="Times New Roman" w:hAnsi="Times New Roman" w:eastAsia="Malgun Gothic"/>
+                <w:b w:val="0"/>
+                <w:i w:val="0"/>
+                <w:color w:val="000000"/>
+                <w:sz w:val="18"/>
+              </w:rPr>
+              <w:t>동물원 안에 유모차를 가지고 들어가도 되나요?</w:t>
+            </w:r>
+          </w:p>
+        </w:tc>
+      </w:tr>
+      <w:tr>
+        <w:tc>
+          <w:tcPr>
+            <w:tcW w:type="dxa" w:w="4800"/>
+            <w:vAlign w:val="center"/>
+            <w:tcMar>
+              <w:top w:w="70" w:type="dxa"/>
+              <w:bottom w:w="70" w:type="dxa"/>
+              <w:start w:w="90" w:type="dxa"/>
+              <w:end w:w="90" w:type="dxa"/>
+            </w:tcMar>
+            <w:tcBorders>
+              <w:top w:val="single" w:sz="6" w:color="808080"/>
+              <w:left w:val="single" w:sz="6" w:color="808080"/>
+              <w:bottom w:val="single" w:sz="6" w:color="808080"/>
+              <w:right w:val="single" w:sz="6" w:color="808080"/>
+              <w:insideH w:val="single" w:sz="6" w:color="808080"/>
+              <w:insideV w:val="single" w:sz="6" w:color="808080"/>
+            </w:tcBorders>
+          </w:tcPr>
+          <w:p>
+            <w:pPr>
+              <w:spacing w:after="0"/>
+            </w:pPr>
+            <w:r>
+              <w:rPr>
+                <w:rFonts w:ascii="Times New Roman" w:hAnsi="Times New Roman" w:eastAsia="Malgun Gothic"/>
+                <w:b w:val="0"/>
+                <w:i w:val="0"/>
+                <w:color w:val="000000"/>
+                <w:sz w:val="18"/>
+              </w:rPr>
+              <w:t>Is there a place to feed and change my baby?</w:t>
+            </w:r>
+          </w:p>
+        </w:tc>
+        <w:tc>
+          <w:tcPr>
+            <w:tcW w:type="dxa" w:w="4200"/>
+            <w:vAlign w:val="center"/>
+            <w:tcMar>
+              <w:top w:w="70" w:type="dxa"/>
+              <w:bottom w:w="70" w:type="dxa"/>
+              <w:start w:w="90" w:type="dxa"/>
+              <w:end w:w="90" w:type="dxa"/>
+            </w:tcMar>
+            <w:tcBorders>
+              <w:top w:val="single" w:sz="6" w:color="808080"/>
+              <w:left w:val="single" w:sz="6" w:color="808080"/>
+              <w:bottom w:val="single" w:sz="6" w:color="808080"/>
+              <w:right w:val="single" w:sz="6" w:color="808080"/>
+              <w:insideH w:val="single" w:sz="6" w:color="808080"/>
+              <w:insideV w:val="single" w:sz="6" w:color="808080"/>
+            </w:tcBorders>
+          </w:tcPr>
+          <w:p>
+            <w:pPr>
+              <w:spacing w:after="0"/>
+            </w:pPr>
+            <w:r>
+              <w:rPr>
+                <w:rFonts w:ascii="Times New Roman" w:hAnsi="Times New Roman" w:eastAsia="Malgun Gothic"/>
+                <w:b w:val="0"/>
+                <w:i w:val="0"/>
+                <w:color w:val="000000"/>
+                <w:sz w:val="18"/>
+              </w:rPr>
+              <w:t>아기에게 먹이고 기저귀를 갈 수 있는 곳이 있나요?</w:t>
+            </w:r>
+          </w:p>
+        </w:tc>
+      </w:tr>
+      <w:tr>
+        <w:tc>
+          <w:tcPr>
+            <w:tcW w:type="dxa" w:w="4800"/>
+            <w:vAlign w:val="center"/>
+            <w:tcMar>
+              <w:top w:w="70" w:type="dxa"/>
+              <w:bottom w:w="70" w:type="dxa"/>
+              <w:start w:w="90" w:type="dxa"/>
+              <w:end w:w="90" w:type="dxa"/>
+            </w:tcMar>
+            <w:tcBorders>
+              <w:top w:val="single" w:sz="6" w:color="808080"/>
+              <w:left w:val="single" w:sz="6" w:color="808080"/>
+              <w:bottom w:val="single" w:sz="6" w:color="808080"/>
+              <w:right w:val="single" w:sz="6" w:color="808080"/>
+              <w:insideH w:val="single" w:sz="6" w:color="808080"/>
+              <w:insideV w:val="single" w:sz="6" w:color="808080"/>
+            </w:tcBorders>
+          </w:tcPr>
+          <w:p>
+            <w:pPr>
+              <w:spacing w:after="0"/>
+            </w:pPr>
+            <w:r>
+              <w:rPr>
+                <w:rFonts w:ascii="Times New Roman" w:hAnsi="Times New Roman" w:eastAsia="Malgun Gothic"/>
+                <w:b w:val="0"/>
+                <w:i w:val="0"/>
+                <w:color w:val="000000"/>
+                <w:sz w:val="18"/>
+              </w:rPr>
+              <w:t>What time does the zoo close?</w:t>
+            </w:r>
+          </w:p>
+        </w:tc>
+        <w:tc>
+          <w:tcPr>
+            <w:tcW w:type="dxa" w:w="4200"/>
+            <w:vAlign w:val="center"/>
+            <w:tcMar>
+              <w:top w:w="70" w:type="dxa"/>
+              <w:bottom w:w="70" w:type="dxa"/>
+              <w:start w:w="90" w:type="dxa"/>
+              <w:end w:w="90" w:type="dxa"/>
+            </w:tcMar>
+            <w:tcBorders>
+              <w:top w:val="single" w:sz="6" w:color="808080"/>
+              <w:left w:val="single" w:sz="6" w:color="808080"/>
+              <w:bottom w:val="single" w:sz="6" w:color="808080"/>
+              <w:right w:val="single" w:sz="6" w:color="808080"/>
+              <w:insideH w:val="single" w:sz="6" w:color="808080"/>
+              <w:insideV w:val="single" w:sz="6" w:color="808080"/>
+            </w:tcBorders>
+          </w:tcPr>
+          <w:p>
+            <w:pPr>
+              <w:spacing w:after="0"/>
+            </w:pPr>
+            <w:r>
+              <w:rPr>
+                <w:rFonts w:ascii="Times New Roman" w:hAnsi="Times New Roman" w:eastAsia="Malgun Gothic"/>
+                <w:b w:val="0"/>
+                <w:i w:val="0"/>
+                <w:color w:val="000000"/>
+                <w:sz w:val="18"/>
+              </w:rPr>
+              <w:t>동물원은 몇 시에 닫나요?</w:t>
+            </w:r>
+          </w:p>
+        </w:tc>
+      </w:tr>
+      <w:tr>
+        <w:tc>
+          <w:tcPr>
+            <w:tcW w:type="dxa" w:w="4800"/>
+            <w:vAlign w:val="center"/>
+            <w:tcMar>
+              <w:top w:w="70" w:type="dxa"/>
+              <w:bottom w:w="70" w:type="dxa"/>
+              <w:start w:w="90" w:type="dxa"/>
+              <w:end w:w="90" w:type="dxa"/>
+            </w:tcMar>
+            <w:tcBorders>
+              <w:top w:val="single" w:sz="6" w:color="808080"/>
+              <w:left w:val="single" w:sz="6" w:color="808080"/>
+              <w:bottom w:val="single" w:sz="6" w:color="808080"/>
+              <w:right w:val="single" w:sz="6" w:color="808080"/>
+              <w:insideH w:val="single" w:sz="6" w:color="808080"/>
+              <w:insideV w:val="single" w:sz="6" w:color="808080"/>
+            </w:tcBorders>
+          </w:tcPr>
+          <w:p>
+            <w:pPr>
+              <w:spacing w:after="0"/>
+            </w:pPr>
+            <w:r>
+              <w:rPr>
+                <w:rFonts w:ascii="Times New Roman" w:hAnsi="Times New Roman" w:eastAsia="Malgun Gothic"/>
+                <w:b w:val="0"/>
+                <w:i w:val="0"/>
+                <w:color w:val="000000"/>
+                <w:sz w:val="18"/>
+              </w:rPr>
+              <w:t>Where can I see the animals children like most?</w:t>
+            </w:r>
+          </w:p>
+        </w:tc>
+        <w:tc>
+          <w:tcPr>
+            <w:tcW w:type="dxa" w:w="4200"/>
+            <w:vAlign w:val="center"/>
+            <w:tcMar>
+              <w:top w:w="70" w:type="dxa"/>
+              <w:bottom w:w="70" w:type="dxa"/>
+              <w:start w:w="90" w:type="dxa"/>
+              <w:end w:w="90" w:type="dxa"/>
+            </w:tcMar>
+            <w:tcBorders>
+              <w:top w:val="single" w:sz="6" w:color="808080"/>
+              <w:left w:val="single" w:sz="6" w:color="808080"/>
+              <w:bottom w:val="single" w:sz="6" w:color="808080"/>
+              <w:right w:val="single" w:sz="6" w:color="808080"/>
+              <w:insideH w:val="single" w:sz="6" w:color="808080"/>
+              <w:insideV w:val="single" w:sz="6" w:color="808080"/>
+            </w:tcBorders>
+          </w:tcPr>
+          <w:p>
+            <w:pPr>
+              <w:spacing w:after="0"/>
+            </w:pPr>
+            <w:r>
+              <w:rPr>
+                <w:rFonts w:ascii="Times New Roman" w:hAnsi="Times New Roman" w:eastAsia="Malgun Gothic"/>
+                <w:b w:val="0"/>
+                <w:i w:val="0"/>
+                <w:color w:val="000000"/>
+                <w:sz w:val="18"/>
+              </w:rPr>
+              <w:t>아이들이 가장 좋아하는 동물은 어디에서 볼 수 있나요?</w:t>
+            </w:r>
+          </w:p>
+        </w:tc>
+      </w:tr>
+    </w:tbl>
+    <w:p>
+      <w:pPr>
+        <w:spacing w:after="80"/>
       </w:pPr>
     </w:p>
     <w:p>
@@ -3708,7 +6688,7 @@
                 <w:color w:val="000000"/>
                 <w:sz w:val="18"/>
               </w:rPr>
-              <w:t>Where can I park the stroller?</w:t>
+              <w:t>Can we bring snacks and water inside?</w:t>
             </w:r>
           </w:p>
         </w:tc>
@@ -3743,7 +6723,7 @@
                 <w:color w:val="000000"/>
                 <w:sz w:val="18"/>
               </w:rPr>
-              <w:t>유모차는 어디에 둘 수 있나요?</w:t>
+              <w:t>간식과 물을 안으로 가져가도 되나요?</w:t>
             </w:r>
           </w:p>
         </w:tc>
@@ -3780,7 +6760,7 @@
                 <w:color w:val="000000"/>
                 <w:sz w:val="18"/>
               </w:rPr>
-              <w:t>My daughter needs a short break.</w:t>
+              <w:t>Where can I park the stroller?</w:t>
             </w:r>
           </w:p>
         </w:tc>
@@ -3815,7 +6795,7 @@
                 <w:color w:val="000000"/>
                 <w:sz w:val="18"/>
               </w:rPr>
-              <w:t>제 딸이 잠시 쉬어야 해요.</w:t>
+              <w:t>유모차는 어디에 둘 수 있나요?</w:t>
             </w:r>
           </w:p>
         </w:tc>
@@ -3852,7 +6832,7 @@
                 <w:color w:val="000000"/>
                 <w:sz w:val="18"/>
               </w:rPr>
-              <w:t>Is it okay if we leave early if she gets tired?</w:t>
+              <w:t>Could we take a break and join again later?</w:t>
             </w:r>
           </w:p>
         </w:tc>
@@ -3887,151 +6867,7 @@
                 <w:color w:val="000000"/>
                 <w:sz w:val="18"/>
               </w:rPr>
-              <w:t>아이가 피곤해하면 일찍 나가도 될까요?</w:t>
-            </w:r>
-          </w:p>
-        </w:tc>
-      </w:tr>
-      <w:tr>
-        <w:tc>
-          <w:tcPr>
-            <w:tcW w:type="dxa" w:w="5000"/>
-            <w:vAlign w:val="center"/>
-            <w:tcMar>
-              <w:top w:w="70" w:type="dxa"/>
-              <w:bottom w:w="70" w:type="dxa"/>
-              <w:start w:w="90" w:type="dxa"/>
-              <w:end w:w="90" w:type="dxa"/>
-            </w:tcMar>
-            <w:tcBorders>
-              <w:top w:val="single" w:sz="6" w:color="808080"/>
-              <w:left w:val="single" w:sz="6" w:color="808080"/>
-              <w:bottom w:val="single" w:sz="6" w:color="808080"/>
-              <w:right w:val="single" w:sz="6" w:color="808080"/>
-              <w:insideH w:val="single" w:sz="6" w:color="808080"/>
-              <w:insideV w:val="single" w:sz="6" w:color="808080"/>
-            </w:tcBorders>
-          </w:tcPr>
-          <w:p>
-            <w:pPr>
-              <w:spacing w:after="0"/>
-            </w:pPr>
-            <w:r>
-              <w:rPr>
-                <w:rFonts w:ascii="Times New Roman" w:hAnsi="Times New Roman" w:eastAsia="Malgun Gothic"/>
-                <w:b w:val="0"/>
-                <w:i w:val="0"/>
-                <w:color w:val="000000"/>
-                <w:sz w:val="18"/>
-              </w:rPr>
-              <w:t>Can we bring snacks and water inside?</w:t>
-            </w:r>
-          </w:p>
-        </w:tc>
-        <w:tc>
-          <w:tcPr>
-            <w:tcW w:type="dxa" w:w="4000"/>
-            <w:vAlign w:val="center"/>
-            <w:tcMar>
-              <w:top w:w="70" w:type="dxa"/>
-              <w:bottom w:w="70" w:type="dxa"/>
-              <w:start w:w="90" w:type="dxa"/>
-              <w:end w:w="90" w:type="dxa"/>
-            </w:tcMar>
-            <w:tcBorders>
-              <w:top w:val="single" w:sz="6" w:color="808080"/>
-              <w:left w:val="single" w:sz="6" w:color="808080"/>
-              <w:bottom w:val="single" w:sz="6" w:color="808080"/>
-              <w:right w:val="single" w:sz="6" w:color="808080"/>
-              <w:insideH w:val="single" w:sz="6" w:color="808080"/>
-              <w:insideV w:val="single" w:sz="6" w:color="808080"/>
-            </w:tcBorders>
-          </w:tcPr>
-          <w:p>
-            <w:pPr>
-              <w:spacing w:after="0"/>
-            </w:pPr>
-            <w:r>
-              <w:rPr>
-                <w:rFonts w:ascii="Times New Roman" w:hAnsi="Times New Roman" w:eastAsia="Malgun Gothic"/>
-                <w:b w:val="0"/>
-                <w:i w:val="0"/>
-                <w:color w:val="000000"/>
-                <w:sz w:val="18"/>
-              </w:rPr>
-              <w:t>간식과 물을 안으로 가져가도 되나요?</w:t>
-            </w:r>
-          </w:p>
-        </w:tc>
-      </w:tr>
-      <w:tr>
-        <w:tc>
-          <w:tcPr>
-            <w:tcW w:type="dxa" w:w="5000"/>
-            <w:vAlign w:val="center"/>
-            <w:tcMar>
-              <w:top w:w="70" w:type="dxa"/>
-              <w:bottom w:w="70" w:type="dxa"/>
-              <w:start w:w="90" w:type="dxa"/>
-              <w:end w:w="90" w:type="dxa"/>
-            </w:tcMar>
-            <w:tcBorders>
-              <w:top w:val="single" w:sz="6" w:color="808080"/>
-              <w:left w:val="single" w:sz="6" w:color="808080"/>
-              <w:bottom w:val="single" w:sz="6" w:color="808080"/>
-              <w:right w:val="single" w:sz="6" w:color="808080"/>
-              <w:insideH w:val="single" w:sz="6" w:color="808080"/>
-              <w:insideV w:val="single" w:sz="6" w:color="808080"/>
-            </w:tcBorders>
-          </w:tcPr>
-          <w:p>
-            <w:pPr>
-              <w:spacing w:after="0"/>
-            </w:pPr>
-            <w:r>
-              <w:rPr>
-                <w:rFonts w:ascii="Times New Roman" w:hAnsi="Times New Roman" w:eastAsia="Malgun Gothic"/>
-                <w:b w:val="0"/>
-                <w:i w:val="0"/>
-                <w:color w:val="000000"/>
-                <w:sz w:val="18"/>
-              </w:rPr>
-              <w:t>Is there a playground or shaded area where she can rest?</w:t>
-            </w:r>
-          </w:p>
-        </w:tc>
-        <w:tc>
-          <w:tcPr>
-            <w:tcW w:type="dxa" w:w="4000"/>
-            <w:vAlign w:val="center"/>
-            <w:tcMar>
-              <w:top w:w="70" w:type="dxa"/>
-              <w:bottom w:w="70" w:type="dxa"/>
-              <w:start w:w="90" w:type="dxa"/>
-              <w:end w:w="90" w:type="dxa"/>
-            </w:tcMar>
-            <w:tcBorders>
-              <w:top w:val="single" w:sz="6" w:color="808080"/>
-              <w:left w:val="single" w:sz="6" w:color="808080"/>
-              <w:bottom w:val="single" w:sz="6" w:color="808080"/>
-              <w:right w:val="single" w:sz="6" w:color="808080"/>
-              <w:insideH w:val="single" w:sz="6" w:color="808080"/>
-              <w:insideV w:val="single" w:sz="6" w:color="808080"/>
-            </w:tcBorders>
-          </w:tcPr>
-          <w:p>
-            <w:pPr>
-              <w:spacing w:after="0"/>
-            </w:pPr>
-            <w:r>
-              <w:rPr>
-                <w:rFonts w:ascii="Times New Roman" w:hAnsi="Times New Roman" w:eastAsia="Malgun Gothic"/>
-                <w:b w:val="0"/>
-                <w:i w:val="0"/>
-                <w:color w:val="000000"/>
-                <w:sz w:val="18"/>
-              </w:rPr>
-              <w:t>아이가 쉴 수 있는 놀이터나 그늘진 곳이 있나요?</w:t>
+              <w:t>잠시 쉬었다가 나중에 다시 참여해도 될까요?</w:t>
             </w:r>
           </w:p>
         </w:tc>
